--- a/assignment2/ANSWERS.docx
+++ b/assignment2/ANSWERS.docx
@@ -2,7 +2,7 @@
 <file path=word/document.xml><?xml version="1.0" encoding="utf-8"?>
 <w:document xmlns:w="http://schemas.openxmlformats.org/wordprocessingml/2006/main" xmlns:m="http://schemas.openxmlformats.org/officeDocument/2006/math" xmlns:r="http://schemas.openxmlformats.org/officeDocument/2006/relationships" xmlns:o="urn:schemas-microsoft-com:office:office" xmlns:v="urn:schemas-microsoft-com:vml" xmlns:w10="urn:schemas-microsoft-com:office:word" xmlns:a="http://schemas.openxmlformats.org/drawingml/2006/main" xmlns:pic="http://schemas.openxmlformats.org/drawingml/2006/picture" xmlns:wp="http://schemas.openxmlformats.org/drawingml/2006/wordprocessingDrawing">
   <w:body>
-    <w:bookmarkStart w:id="50" w:name="X6598ec98439368fc8277d9714c5aa5283230e86"/>
+    <w:bookmarkStart w:id="62" w:name="X6598ec98439368fc8277d9714c5aa5283230e86"/>
     <w:p>
       <w:pPr>
         <w:pStyle w:val="Heading1"/>
@@ -73,7 +73,7 @@
         <w:t xml:space="preserve">.</w:t>
       </w:r>
     </w:p>
-    <w:bookmarkStart w:id="26" w:name="X6e0fa137a3e86d727dbc8a21986529dbf35c135"/>
+    <w:bookmarkStart w:id="33" w:name="X6e0fa137a3e86d727dbc8a21986529dbf35c135"/>
     <w:p>
       <w:pPr>
         <w:pStyle w:val="Heading2"/>
@@ -118,13 +118,22 @@
         <w:t xml:space="preserve">(NC_007795.1, 2,821,361 bp).</w:t>
       </w:r>
     </w:p>
-    <w:bookmarkStart w:id="23" w:name="a-alignment-and-visualisation"/>
+    <w:bookmarkStart w:id="25" w:name="a-alignment-and-visualisation"/>
     <w:p>
       <w:pPr>
         <w:pStyle w:val="Heading3"/>
       </w:pPr>
       <w:r>
         <w:t xml:space="preserve">1(a) Alignment and visualisation</w:t>
+      </w:r>
+    </w:p>
+    <w:bookmarkStart w:id="20" w:name="ai-commands"/>
+    <w:p>
+      <w:pPr>
+        <w:pStyle w:val="Heading4"/>
+      </w:pPr>
+      <w:r>
+        <w:t xml:space="preserve">1(a)(i) Commands</w:t>
       </w:r>
     </w:p>
     <w:p>
@@ -132,7 +141,7 @@
         <w:pStyle w:val="FirstParagraph"/>
       </w:pPr>
       <w:r>
-        <w:t xml:space="preserve">Commands I ran, following tutorial 2:</w:t>
+        <w:t xml:space="preserve">The commands I ran, following tutorial 2:</w:t>
       </w:r>
     </w:p>
     <w:p>
@@ -447,6 +456,16 @@
           <w:rStyle w:val="NormalTok"/>
         </w:rPr>
         <w:t xml:space="preserve"> data/Q1/ref.fna results/q1/ERR2337147.sorted.bam</w:t>
+      </w:r>
+    </w:p>
+    <w:bookmarkEnd w:id="20"/>
+    <w:bookmarkStart w:id="24" w:name="X43b5a7e5665c795caf10c9bd76564bde1c76429"/>
+    <w:p>
+      <w:pPr>
+        <w:pStyle w:val="Heading4"/>
+      </w:pPr>
+      <w:r>
+        <w:t xml:space="preserve">1(a)(ii) igv screenshot and the region I picked</w:t>
       </w:r>
     </w:p>
     <w:p>
@@ -561,18 +580,18 @@
           <wp:inline>
             <wp:extent cx="5334000" cy="3028950"/>
             <wp:effectExtent b="0" l="0" r="0" t="0"/>
-            <wp:docPr descr="IGV view of NC_007795.1:2,041,801-2,042,200" title="" id="21" name="Picture"/>
+            <wp:docPr descr="IGV view of NC_007795.1:2,041,801-2,042,200" title="" id="22" name="Picture"/>
             <a:graphic>
               <a:graphicData uri="http://schemas.openxmlformats.org/drawingml/2006/picture">
                 <pic:pic>
                   <pic:nvPicPr>
-                    <pic:cNvPr descr="results/q1_igv.png" id="22" name="Picture"/>
+                    <pic:cNvPr descr="results/q1_igv.png" id="23" name="Picture"/>
                     <pic:cNvPicPr>
                       <a:picLocks noChangeArrowheads="1" noChangeAspect="1"/>
                     </pic:cNvPicPr>
                   </pic:nvPicPr>
                   <pic:blipFill>
-                    <a:blip r:embed="rId20"/>
+                    <a:blip r:embed="rId21"/>
                     <a:stretch>
                       <a:fillRect/>
                     </a:stretch>
@@ -659,14 +678,24 @@
         <w:t xml:space="preserve">sorted BAM and reference.)</w:t>
       </w:r>
     </w:p>
-    <w:bookmarkEnd w:id="23"/>
-    <w:bookmarkStart w:id="24" w:name="b-flag-of-the-10th-record"/>
+    <w:bookmarkEnd w:id="24"/>
+    <w:bookmarkEnd w:id="25"/>
+    <w:bookmarkStart w:id="29" w:name="b-flag-of-the-10th-record"/>
     <w:p>
       <w:pPr>
         <w:pStyle w:val="Heading3"/>
       </w:pPr>
       <w:r>
         <w:t xml:space="preserve">1(b) FLAG of the 10th record</w:t>
+      </w:r>
+    </w:p>
+    <w:bookmarkStart w:id="26" w:name="bi-the-10th-record"/>
+    <w:p>
+      <w:pPr>
+        <w:pStyle w:val="Heading4"/>
+      </w:pPr>
+      <w:r>
+        <w:t xml:space="preserve">1(b)(i) The 10th record</w:t>
       </w:r>
     </w:p>
     <w:p>
@@ -731,6 +760,16 @@
           <w:rStyle w:val="VerbatimChar"/>
         </w:rPr>
         <w:t xml:space="preserve">ERR2337147.11   163   NC_007795.1   1   60   97S153M   =   105   352   ...</w:t>
+      </w:r>
+    </w:p>
+    <w:bookmarkEnd w:id="26"/>
+    <w:bookmarkStart w:id="27" w:name="bii-decoding-the-flag"/>
+    <w:p>
+      <w:pPr>
+        <w:pStyle w:val="Heading4"/>
+      </w:pPr>
+      <w:r>
+        <w:t xml:space="preserve">1(b)(ii) Decoding the FLAG</w:t>
       </w:r>
     </w:p>
     <w:p>
@@ -1421,12 +1460,22 @@
         </w:tc>
       </w:tr>
     </w:tbl>
+    <w:bookmarkEnd w:id="27"/>
+    <w:bookmarkStart w:id="28" w:name="biii-answer"/>
     <w:p>
       <w:pPr>
-        <w:pStyle w:val="BodyText"/>
-      </w:pPr>
-      <w:r>
-        <w:t xml:space="preserve">So this is the</w:t>
+        <w:pStyle w:val="Heading4"/>
+      </w:pPr>
+      <w:r>
+        <w:t xml:space="preserve">1(b)(iii) Answer</w:t>
+      </w:r>
+    </w:p>
+    <w:p>
+      <w:pPr>
+        <w:pStyle w:val="FirstParagraph"/>
+      </w:pPr>
+      <w:r>
+        <w:t xml:space="preserve">This is the</w:t>
       </w:r>
       <w:r>
         <w:t xml:space="preserve"> </w:t>
@@ -1524,14 +1573,24 @@
         <w:t xml:space="preserve">those 97 bases actually come from the very end of the reference sequence.</w:t>
       </w:r>
     </w:p>
-    <w:bookmarkEnd w:id="24"/>
-    <w:bookmarkStart w:id="25" w:name="c-reads-with-mapq-10"/>
+    <w:bookmarkEnd w:id="28"/>
+    <w:bookmarkEnd w:id="29"/>
+    <w:bookmarkStart w:id="32" w:name="c-reads-with-mapq-10"/>
     <w:p>
       <w:pPr>
         <w:pStyle w:val="Heading3"/>
       </w:pPr>
       <w:r>
         <w:t xml:space="preserve">1(c) Reads with MAPQ &lt; 10</w:t>
+      </w:r>
+    </w:p>
+    <w:bookmarkStart w:id="30" w:name="ci-what-i-find-in-the-cigar-strings"/>
+    <w:p>
+      <w:pPr>
+        <w:pStyle w:val="Heading4"/>
+      </w:pPr>
+      <w:r>
+        <w:t xml:space="preserve">1(c)(i) What I find in the CIGAR strings</w:t>
       </w:r>
     </w:p>
     <w:p>
@@ -2071,16 +2130,14 @@
         <w:t xml:space="preserve">, not how good the match is.</w:t>
       </w:r>
     </w:p>
+    <w:bookmarkEnd w:id="30"/>
+    <w:bookmarkStart w:id="31" w:name="X263546b62adcfb4899dd957e126bb3cc6d7bb14"/>
     <w:p>
       <w:pPr>
-        <w:pStyle w:val="FirstParagraph"/>
-      </w:pPr>
-      <w:r>
-        <w:rPr>
-          <w:bCs/>
-          <w:b/>
-        </w:rPr>
-        <w:t xml:space="preserve">Example read with MAPQ in [1, 5]:</w:t>
+        <w:pStyle w:val="Heading4"/>
+      </w:pPr>
+      <w:r>
+        <w:t xml:space="preserve">1(c)(ii) A representative read with MAPQ in [1, 5]</w:t>
       </w:r>
     </w:p>
     <w:p>
@@ -2263,9 +2320,10 @@
         <w:t xml:space="preserve">Its mate is unmapped (FLAG bit 0x8), so the pair can’t help decide either.</w:t>
       </w:r>
     </w:p>
-    <w:bookmarkEnd w:id="25"/>
-    <w:bookmarkEnd w:id="26"/>
-    <w:bookmarkStart w:id="29" w:name="question-2-hamming-distance"/>
+    <w:bookmarkEnd w:id="31"/>
+    <w:bookmarkEnd w:id="32"/>
+    <w:bookmarkEnd w:id="33"/>
+    <w:bookmarkStart w:id="36" w:name="question-2-hamming-distance"/>
     <w:p>
       <w:pPr>
         <w:pStyle w:val="Heading2"/>
@@ -2274,13 +2332,13 @@
         <w:t xml:space="preserve">Question 2: Hamming distance</w:t>
       </w:r>
     </w:p>
-    <w:bookmarkStart w:id="27" w:name="source-code"/>
+    <w:bookmarkStart w:id="34" w:name="i-source-code"/>
     <w:p>
       <w:pPr>
         <w:pStyle w:val="Heading3"/>
       </w:pPr>
       <w:r>
-        <w:t xml:space="preserve">Source code</w:t>
+        <w:t xml:space="preserve">2(i) Source code</w:t>
       </w:r>
     </w:p>
     <w:p>
@@ -3013,14 +3071,14 @@
         <w:t xml:space="preserve">the letters differ.</w:t>
       </w:r>
     </w:p>
-    <w:bookmarkEnd w:id="27"/>
-    <w:bookmarkStart w:id="28" w:name="output-on-dataq2input.fa"/>
+    <w:bookmarkEnd w:id="34"/>
+    <w:bookmarkStart w:id="35" w:name="ii-output-on-dataq2input.fa"/>
     <w:p>
       <w:pPr>
         <w:pStyle w:val="Heading3"/>
       </w:pPr>
       <w:r>
-        <w:t xml:space="preserve">Output on</w:t>
+        <w:t xml:space="preserve">2(ii) Output on</w:t>
       </w:r>
       <w:r>
         <w:t xml:space="preserve"> </w:t>
@@ -3073,9 +3131,9 @@
         <w:t xml:space="preserve">. Both sequences are 500 bp.</w:t>
       </w:r>
     </w:p>
-    <w:bookmarkEnd w:id="28"/>
-    <w:bookmarkEnd w:id="29"/>
-    <w:bookmarkStart w:id="34" w:name="question-3-edit-distance"/>
+    <w:bookmarkEnd w:id="35"/>
+    <w:bookmarkEnd w:id="36"/>
+    <w:bookmarkStart w:id="41" w:name="question-3-edit-distance"/>
     <w:p>
       <w:pPr>
         <w:pStyle w:val="Heading2"/>
@@ -3084,13 +3142,13 @@
         <w:t xml:space="preserve">Question 3: Edit distance</w:t>
       </w:r>
     </w:p>
-    <w:bookmarkStart w:id="30" w:name="source-code-1"/>
+    <w:bookmarkStart w:id="37" w:name="i-source-code-1"/>
     <w:p>
       <w:pPr>
         <w:pStyle w:val="Heading3"/>
       </w:pPr>
       <w:r>
-        <w:t xml:space="preserve">Source code</w:t>
+        <w:t xml:space="preserve">3(i) Source code</w:t>
       </w:r>
     </w:p>
     <w:p>
@@ -4496,14 +4554,14 @@
         <w:t xml:space="preserve">(edit_distance(s, t))</w:t>
       </w:r>
     </w:p>
-    <w:bookmarkEnd w:id="30"/>
-    <w:bookmarkStart w:id="31" w:name="how-i-populate-the-distance-matrix"/>
+    <w:bookmarkEnd w:id="37"/>
+    <w:bookmarkStart w:id="38" w:name="ii-how-i-populate-the-distance-matrix"/>
     <w:p>
       <w:pPr>
         <w:pStyle w:val="Heading3"/>
       </w:pPr>
       <w:r>
-        <w:t xml:space="preserve">How I populate the distance matrix</w:t>
+        <w:t xml:space="preserve">3(ii) How I populate the distance matrix</w:t>
       </w:r>
     </w:p>
     <w:p>
@@ -4988,14 +5046,14 @@
         <w:t xml:space="preserve">.</w:t>
       </w:r>
     </w:p>
-    <w:bookmarkEnd w:id="31"/>
-    <w:bookmarkStart w:id="32" w:name="X6ed91d82a0a7fad828eccd08b179e89eb7c0f28"/>
+    <w:bookmarkEnd w:id="38"/>
+    <w:bookmarkStart w:id="39" w:name="X25208472c0d5d74fb3dc08feba16074bb2dad12"/>
     <w:p>
       <w:pPr>
         <w:pStyle w:val="Heading3"/>
       </w:pPr>
       <w:r>
-        <w:t xml:space="preserve">Output on</w:t>
+        <w:t xml:space="preserve">3(iii) Output on</w:t>
       </w:r>
       <w:r>
         <w:t xml:space="preserve"> </w:t>
@@ -5430,14 +5488,14 @@
         <w:t xml:space="preserve">substitutions alone are one possible way to edit one sequence into the other.</w:t>
       </w:r>
     </w:p>
-    <w:bookmarkEnd w:id="32"/>
-    <w:bookmarkStart w:id="33" w:name="output-on-dataq3input.fa"/>
+    <w:bookmarkEnd w:id="39"/>
+    <w:bookmarkStart w:id="40" w:name="iv-output-on-dataq3input.fa"/>
     <w:p>
       <w:pPr>
         <w:pStyle w:val="Heading3"/>
       </w:pPr>
       <w:r>
-        <w:t xml:space="preserve">Output on</w:t>
+        <w:t xml:space="preserve">3(iv) Output on</w:t>
       </w:r>
       <w:r>
         <w:t xml:space="preserve"> </w:t>
@@ -5547,9 +5605,9 @@
         <w:t xml:space="preserve">like what I’d expect between two strains.</w:t>
       </w:r>
     </w:p>
-    <w:bookmarkEnd w:id="33"/>
-    <w:bookmarkEnd w:id="34"/>
-    <w:bookmarkStart w:id="38" w:name="question-4-bwt-encoder-and-decoder"/>
+    <w:bookmarkEnd w:id="40"/>
+    <w:bookmarkEnd w:id="41"/>
+    <w:bookmarkStart w:id="50" w:name="question-4-bwt-encoder-and-decoder"/>
     <w:p>
       <w:pPr>
         <w:pStyle w:val="Heading2"/>
@@ -5558,2086 +5616,1274 @@
         <w:t xml:space="preserve">Question 4: BWT encoder and decoder</w:t>
       </w:r>
     </w:p>
-    <w:bookmarkStart w:id="35" w:name="source-code-encoder-and-decoder"/>
+    <w:bookmarkStart w:id="45" w:name="a-the-bwt-encoder"/>
     <w:p>
       <w:pPr>
         <w:pStyle w:val="Heading3"/>
       </w:pPr>
       <w:r>
-        <w:t xml:space="preserve">Source code (encoder and decoder)</w:t>
+        <w:t xml:space="preserve">4(a) The BWT encoder</w:t>
+      </w:r>
+    </w:p>
+    <w:bookmarkStart w:id="42" w:name="ai-source-code"/>
+    <w:p>
+      <w:pPr>
+        <w:pStyle w:val="Heading4"/>
+      </w:pPr>
+      <w:r>
+        <w:t xml:space="preserve">4(a)(i) Source code</w:t>
       </w:r>
     </w:p>
     <w:p>
       <w:pPr>
-        <w:pStyle w:val="SourceCode"/>
-      </w:pPr>
-      <w:r>
-        <w:rPr>
-          <w:rStyle w:val="ImportTok"/>
-        </w:rPr>
-        <w:t xml:space="preserve">import</w:t>
-      </w:r>
-      <w:r>
-        <w:rPr>
-          <w:rStyle w:val="NormalTok"/>
-        </w:rPr>
-        <w:t xml:space="preserve"> sys</w:t>
-      </w:r>
-      <w:r>
-        <w:br/>
-      </w:r>
-      <w:r>
-        <w:br/>
-      </w:r>
-      <w:r>
-        <w:br/>
-      </w:r>
-      <w:r>
-        <w:rPr>
-          <w:rStyle w:val="KeywordTok"/>
-        </w:rPr>
-        <w:t xml:space="preserve">def</w:t>
-      </w:r>
-      <w:r>
-        <w:rPr>
-          <w:rStyle w:val="NormalTok"/>
-        </w:rPr>
-        <w:t xml:space="preserve"> read_fasta(path):</w:t>
-      </w:r>
-      <w:r>
-        <w:br/>
-      </w:r>
-      <w:r>
-        <w:rPr>
-          <w:rStyle w:val="NormalTok"/>
-        </w:rPr>
-        <w:t xml:space="preserve">    seq </w:t>
-      </w:r>
-      <w:r>
-        <w:rPr>
-          <w:rStyle w:val="OperatorTok"/>
-        </w:rPr>
-        <w:t xml:space="preserve">=</w:t>
-      </w:r>
-      <w:r>
-        <w:rPr>
-          <w:rStyle w:val="NormalTok"/>
-        </w:rPr>
-        <w:t xml:space="preserve"> </w:t>
-      </w:r>
-      <w:r>
-        <w:rPr>
-          <w:rStyle w:val="StringTok"/>
-        </w:rPr>
-        <w:t xml:space="preserve">""</w:t>
-      </w:r>
-      <w:r>
-        <w:br/>
-      </w:r>
-      <w:r>
-        <w:rPr>
-          <w:rStyle w:val="NormalTok"/>
-        </w:rPr>
-        <w:t xml:space="preserve">    </w:t>
-      </w:r>
-      <w:r>
-        <w:rPr>
-          <w:rStyle w:val="ControlFlowTok"/>
-        </w:rPr>
-        <w:t xml:space="preserve">for</w:t>
-      </w:r>
-      <w:r>
-        <w:rPr>
-          <w:rStyle w:val="NormalTok"/>
-        </w:rPr>
-        <w:t xml:space="preserve"> line </w:t>
-      </w:r>
-      <w:r>
-        <w:rPr>
-          <w:rStyle w:val="KeywordTok"/>
-        </w:rPr>
-        <w:t xml:space="preserve">in</w:t>
-      </w:r>
-      <w:r>
-        <w:rPr>
-          <w:rStyle w:val="NormalTok"/>
-        </w:rPr>
-        <w:t xml:space="preserve"> </w:t>
-      </w:r>
-      <w:r>
-        <w:rPr>
-          <w:rStyle w:val="BuiltInTok"/>
-        </w:rPr>
-        <w:t xml:space="preserve">open</w:t>
-      </w:r>
-      <w:r>
-        <w:rPr>
-          <w:rStyle w:val="NormalTok"/>
-        </w:rPr>
-        <w:t xml:space="preserve">(path):</w:t>
-      </w:r>
-      <w:r>
-        <w:br/>
-      </w:r>
-      <w:r>
-        <w:rPr>
-          <w:rStyle w:val="NormalTok"/>
-        </w:rPr>
-        <w:t xml:space="preserve">        </w:t>
-      </w:r>
-      <w:r>
-        <w:rPr>
-          <w:rStyle w:val="ControlFlowTok"/>
-        </w:rPr>
-        <w:t xml:space="preserve">if</w:t>
-      </w:r>
-      <w:r>
-        <w:rPr>
-          <w:rStyle w:val="NormalTok"/>
-        </w:rPr>
-        <w:t xml:space="preserve"> </w:t>
-      </w:r>
-      <w:r>
-        <w:rPr>
-          <w:rStyle w:val="KeywordTok"/>
-        </w:rPr>
-        <w:t xml:space="preserve">not</w:t>
-      </w:r>
-      <w:r>
-        <w:rPr>
-          <w:rStyle w:val="NormalTok"/>
-        </w:rPr>
-        <w:t xml:space="preserve"> line.startswith(</w:t>
-      </w:r>
-      <w:r>
-        <w:rPr>
-          <w:rStyle w:val="StringTok"/>
-        </w:rPr>
-        <w:t xml:space="preserve">"&gt;"</w:t>
-      </w:r>
-      <w:r>
-        <w:rPr>
-          <w:rStyle w:val="NormalTok"/>
-        </w:rPr>
-        <w:t xml:space="preserve">):</w:t>
-      </w:r>
-      <w:r>
-        <w:br/>
-      </w:r>
-      <w:r>
-        <w:rPr>
-          <w:rStyle w:val="NormalTok"/>
-        </w:rPr>
-        <w:t xml:space="preserve">            seq </w:t>
-      </w:r>
-      <w:r>
-        <w:rPr>
-          <w:rStyle w:val="OperatorTok"/>
-        </w:rPr>
-        <w:t xml:space="preserve">+=</w:t>
-      </w:r>
-      <w:r>
-        <w:rPr>
-          <w:rStyle w:val="NormalTok"/>
-        </w:rPr>
-        <w:t xml:space="preserve"> line.strip().upper()</w:t>
-      </w:r>
-      <w:r>
-        <w:br/>
-      </w:r>
-      <w:r>
-        <w:rPr>
-          <w:rStyle w:val="NormalTok"/>
-        </w:rPr>
-        <w:t xml:space="preserve">    </w:t>
-      </w:r>
-      <w:r>
-        <w:rPr>
-          <w:rStyle w:val="ControlFlowTok"/>
-        </w:rPr>
-        <w:t xml:space="preserve">return</w:t>
-      </w:r>
-      <w:r>
-        <w:rPr>
-          <w:rStyle w:val="NormalTok"/>
-        </w:rPr>
-        <w:t xml:space="preserve"> seq</w:t>
-      </w:r>
-      <w:r>
-        <w:br/>
-      </w:r>
-      <w:r>
-        <w:br/>
-      </w:r>
-      <w:r>
-        <w:br/>
-      </w:r>
-      <w:r>
-        <w:rPr>
-          <w:rStyle w:val="KeywordTok"/>
-        </w:rPr>
-        <w:t xml:space="preserve">def</w:t>
-      </w:r>
-      <w:r>
-        <w:rPr>
-          <w:rStyle w:val="NormalTok"/>
-        </w:rPr>
-        <w:t xml:space="preserve"> suffix_array(text):</w:t>
-      </w:r>
-      <w:r>
-        <w:br/>
-      </w:r>
-      <w:r>
-        <w:rPr>
-          <w:rStyle w:val="NormalTok"/>
-        </w:rPr>
-        <w:t xml:space="preserve">    </w:t>
-      </w:r>
-      <w:r>
-        <w:rPr>
-          <w:rStyle w:val="CommentTok"/>
-        </w:rPr>
-        <w:t xml:space="preserve"># Sort suffix start positions by "prefix doubling": first by their first</w:t>
-      </w:r>
-      <w:r>
-        <w:br/>
-      </w:r>
-      <w:r>
-        <w:rPr>
-          <w:rStyle w:val="NormalTok"/>
-        </w:rPr>
-        <w:t xml:space="preserve">    </w:t>
-      </w:r>
-      <w:r>
-        <w:rPr>
-          <w:rStyle w:val="CommentTok"/>
-        </w:rPr>
-        <w:t xml:space="preserve"># letter, then by their first 2, 4, 8, ... letters, reusing the ranks from</w:t>
-      </w:r>
-      <w:r>
-        <w:br/>
-      </w:r>
-      <w:r>
-        <w:rPr>
-          <w:rStyle w:val="NormalTok"/>
-        </w:rPr>
-        <w:t xml:space="preserve">    </w:t>
-      </w:r>
-      <w:r>
-        <w:rPr>
-          <w:rStyle w:val="CommentTok"/>
-        </w:rPr>
-        <w:t xml:space="preserve"># the previous round. This never copies the suffixes themselves, so it</w:t>
-      </w:r>
-      <w:r>
-        <w:br/>
-      </w:r>
-      <w:r>
-        <w:rPr>
-          <w:rStyle w:val="NormalTok"/>
-        </w:rPr>
-        <w:t xml:space="preserve">    </w:t>
-      </w:r>
-      <w:r>
-        <w:rPr>
-          <w:rStyle w:val="CommentTok"/>
-        </w:rPr>
-        <w:t xml:space="preserve"># also works for a whole genome.</w:t>
-      </w:r>
-      <w:r>
-        <w:br/>
-      </w:r>
-      <w:r>
-        <w:rPr>
-          <w:rStyle w:val="NormalTok"/>
-        </w:rPr>
-        <w:t xml:space="preserve">    n </w:t>
-      </w:r>
-      <w:r>
-        <w:rPr>
-          <w:rStyle w:val="OperatorTok"/>
-        </w:rPr>
-        <w:t xml:space="preserve">=</w:t>
-      </w:r>
-      <w:r>
-        <w:rPr>
-          <w:rStyle w:val="NormalTok"/>
-        </w:rPr>
-        <w:t xml:space="preserve"> </w:t>
-      </w:r>
-      <w:r>
-        <w:rPr>
-          <w:rStyle w:val="BuiltInTok"/>
-        </w:rPr>
-        <w:t xml:space="preserve">len</w:t>
-      </w:r>
-      <w:r>
-        <w:rPr>
-          <w:rStyle w:val="NormalTok"/>
-        </w:rPr>
-        <w:t xml:space="preserve">(text)</w:t>
-      </w:r>
-      <w:r>
-        <w:br/>
-      </w:r>
-      <w:r>
-        <w:rPr>
-          <w:rStyle w:val="NormalTok"/>
-        </w:rPr>
-        <w:t xml:space="preserve">    rank </w:t>
-      </w:r>
-      <w:r>
-        <w:rPr>
-          <w:rStyle w:val="OperatorTok"/>
-        </w:rPr>
-        <w:t xml:space="preserve">=</w:t>
-      </w:r>
-      <w:r>
-        <w:rPr>
-          <w:rStyle w:val="NormalTok"/>
-        </w:rPr>
-        <w:t xml:space="preserve"> [</w:t>
-      </w:r>
-      <w:r>
-        <w:rPr>
-          <w:rStyle w:val="BuiltInTok"/>
-        </w:rPr>
-        <w:t xml:space="preserve">ord</w:t>
-      </w:r>
-      <w:r>
-        <w:rPr>
-          <w:rStyle w:val="NormalTok"/>
-        </w:rPr>
-        <w:t xml:space="preserve">(c) </w:t>
-      </w:r>
-      <w:r>
-        <w:rPr>
-          <w:rStyle w:val="ControlFlowTok"/>
-        </w:rPr>
-        <w:t xml:space="preserve">for</w:t>
-      </w:r>
-      <w:r>
-        <w:rPr>
-          <w:rStyle w:val="NormalTok"/>
-        </w:rPr>
-        <w:t xml:space="preserve"> c </w:t>
-      </w:r>
-      <w:r>
-        <w:rPr>
-          <w:rStyle w:val="KeywordTok"/>
-        </w:rPr>
-        <w:t xml:space="preserve">in</w:t>
-      </w:r>
-      <w:r>
-        <w:rPr>
-          <w:rStyle w:val="NormalTok"/>
-        </w:rPr>
-        <w:t xml:space="preserve"> text]</w:t>
-      </w:r>
-      <w:r>
-        <w:br/>
-      </w:r>
-      <w:r>
-        <w:rPr>
-          <w:rStyle w:val="NormalTok"/>
-        </w:rPr>
-        <w:t xml:space="preserve">    order </w:t>
-      </w:r>
-      <w:r>
-        <w:rPr>
-          <w:rStyle w:val="OperatorTok"/>
-        </w:rPr>
-        <w:t xml:space="preserve">=</w:t>
-      </w:r>
-      <w:r>
-        <w:rPr>
-          <w:rStyle w:val="NormalTok"/>
-        </w:rPr>
-        <w:t xml:space="preserve"> </w:t>
-      </w:r>
-      <w:r>
-        <w:rPr>
-          <w:rStyle w:val="BuiltInTok"/>
-        </w:rPr>
-        <w:t xml:space="preserve">list</w:t>
-      </w:r>
-      <w:r>
-        <w:rPr>
-          <w:rStyle w:val="NormalTok"/>
-        </w:rPr>
-        <w:t xml:space="preserve">(</w:t>
-      </w:r>
-      <w:r>
-        <w:rPr>
-          <w:rStyle w:val="BuiltInTok"/>
-        </w:rPr>
-        <w:t xml:space="preserve">range</w:t>
-      </w:r>
-      <w:r>
-        <w:rPr>
-          <w:rStyle w:val="NormalTok"/>
-        </w:rPr>
-        <w:t xml:space="preserve">(n))</w:t>
-      </w:r>
-      <w:r>
-        <w:br/>
-      </w:r>
-      <w:r>
-        <w:rPr>
-          <w:rStyle w:val="NormalTok"/>
-        </w:rPr>
-        <w:t xml:space="preserve">    k </w:t>
-      </w:r>
-      <w:r>
-        <w:rPr>
-          <w:rStyle w:val="OperatorTok"/>
-        </w:rPr>
-        <w:t xml:space="preserve">=</w:t>
-      </w:r>
-      <w:r>
-        <w:rPr>
-          <w:rStyle w:val="NormalTok"/>
-        </w:rPr>
-        <w:t xml:space="preserve"> </w:t>
-      </w:r>
-      <w:r>
-        <w:rPr>
-          <w:rStyle w:val="DecValTok"/>
-        </w:rPr>
-        <w:t xml:space="preserve">1</w:t>
-      </w:r>
-      <w:r>
-        <w:br/>
-      </w:r>
-      <w:r>
-        <w:rPr>
-          <w:rStyle w:val="NormalTok"/>
-        </w:rPr>
-        <w:t xml:space="preserve">    </w:t>
-      </w:r>
-      <w:r>
-        <w:rPr>
-          <w:rStyle w:val="ControlFlowTok"/>
-        </w:rPr>
-        <w:t xml:space="preserve">while</w:t>
-      </w:r>
-      <w:r>
-        <w:rPr>
-          <w:rStyle w:val="NormalTok"/>
-        </w:rPr>
-        <w:t xml:space="preserve"> </w:t>
-      </w:r>
-      <w:r>
-        <w:rPr>
-          <w:rStyle w:val="VariableTok"/>
-        </w:rPr>
-        <w:t xml:space="preserve">True</w:t>
-      </w:r>
-      <w:r>
-        <w:rPr>
-          <w:rStyle w:val="NormalTok"/>
-        </w:rPr>
-        <w:t xml:space="preserve">:</w:t>
-      </w:r>
-      <w:r>
-        <w:br/>
-      </w:r>
-      <w:r>
-        <w:rPr>
-          <w:rStyle w:val="NormalTok"/>
-        </w:rPr>
-        <w:t xml:space="preserve">        key </w:t>
-      </w:r>
-      <w:r>
-        <w:rPr>
-          <w:rStyle w:val="OperatorTok"/>
-        </w:rPr>
-        <w:t xml:space="preserve">=</w:t>
-      </w:r>
-      <w:r>
-        <w:rPr>
-          <w:rStyle w:val="NormalTok"/>
-        </w:rPr>
-        <w:t xml:space="preserve"> </w:t>
-      </w:r>
-      <w:r>
-        <w:rPr>
-          <w:rStyle w:val="KeywordTok"/>
-        </w:rPr>
-        <w:t xml:space="preserve">lambda</w:t>
-      </w:r>
-      <w:r>
-        <w:rPr>
-          <w:rStyle w:val="NormalTok"/>
-        </w:rPr>
-        <w:t xml:space="preserve"> i: (rank[i], rank[i </w:t>
-      </w:r>
-      <w:r>
-        <w:rPr>
-          <w:rStyle w:val="OperatorTok"/>
-        </w:rPr>
-        <w:t xml:space="preserve">+</w:t>
-      </w:r>
-      <w:r>
-        <w:rPr>
-          <w:rStyle w:val="NormalTok"/>
-        </w:rPr>
-        <w:t xml:space="preserve"> k] </w:t>
-      </w:r>
-      <w:r>
-        <w:rPr>
-          <w:rStyle w:val="ControlFlowTok"/>
-        </w:rPr>
-        <w:t xml:space="preserve">if</w:t>
-      </w:r>
-      <w:r>
-        <w:rPr>
-          <w:rStyle w:val="NormalTok"/>
-        </w:rPr>
-        <w:t xml:space="preserve"> i </w:t>
-      </w:r>
-      <w:r>
-        <w:rPr>
-          <w:rStyle w:val="OperatorTok"/>
-        </w:rPr>
-        <w:t xml:space="preserve">+</w:t>
-      </w:r>
-      <w:r>
-        <w:rPr>
-          <w:rStyle w:val="NormalTok"/>
-        </w:rPr>
-        <w:t xml:space="preserve"> k </w:t>
-      </w:r>
-      <w:r>
-        <w:rPr>
-          <w:rStyle w:val="OperatorTok"/>
-        </w:rPr>
-        <w:t xml:space="preserve">&lt;</w:t>
-      </w:r>
-      <w:r>
-        <w:rPr>
-          <w:rStyle w:val="NormalTok"/>
-        </w:rPr>
-        <w:t xml:space="preserve"> n </w:t>
-      </w:r>
-      <w:r>
-        <w:rPr>
-          <w:rStyle w:val="ControlFlowTok"/>
-        </w:rPr>
-        <w:t xml:space="preserve">else</w:t>
-      </w:r>
-      <w:r>
-        <w:rPr>
-          <w:rStyle w:val="NormalTok"/>
-        </w:rPr>
-        <w:t xml:space="preserve"> </w:t>
-      </w:r>
-      <w:r>
-        <w:rPr>
-          <w:rStyle w:val="OperatorTok"/>
-        </w:rPr>
-        <w:t xml:space="preserve">-</w:t>
-      </w:r>
-      <w:r>
-        <w:rPr>
-          <w:rStyle w:val="DecValTok"/>
-        </w:rPr>
-        <w:t xml:space="preserve">1</w:t>
-      </w:r>
-      <w:r>
-        <w:rPr>
-          <w:rStyle w:val="NormalTok"/>
-        </w:rPr>
-        <w:t xml:space="preserve">)</w:t>
-      </w:r>
-      <w:r>
-        <w:br/>
-      </w:r>
-      <w:r>
-        <w:rPr>
-          <w:rStyle w:val="NormalTok"/>
-        </w:rPr>
-        <w:t xml:space="preserve">        order.sort(key</w:t>
-      </w:r>
-      <w:r>
-        <w:rPr>
-          <w:rStyle w:val="OperatorTok"/>
-        </w:rPr>
-        <w:t xml:space="preserve">=</w:t>
-      </w:r>
-      <w:r>
-        <w:rPr>
-          <w:rStyle w:val="NormalTok"/>
-        </w:rPr>
-        <w:t xml:space="preserve">key)</w:t>
-      </w:r>
-      <w:r>
-        <w:br/>
-      </w:r>
-      <w:r>
-        <w:rPr>
-          <w:rStyle w:val="NormalTok"/>
-        </w:rPr>
-        <w:t xml:space="preserve">        new_rank </w:t>
-      </w:r>
-      <w:r>
-        <w:rPr>
-          <w:rStyle w:val="OperatorTok"/>
-        </w:rPr>
-        <w:t xml:space="preserve">=</w:t>
-      </w:r>
-      <w:r>
-        <w:rPr>
-          <w:rStyle w:val="NormalTok"/>
-        </w:rPr>
-        <w:t xml:space="preserve"> [</w:t>
-      </w:r>
-      <w:r>
-        <w:rPr>
-          <w:rStyle w:val="DecValTok"/>
-        </w:rPr>
-        <w:t xml:space="preserve">0</w:t>
-      </w:r>
-      <w:r>
-        <w:rPr>
-          <w:rStyle w:val="NormalTok"/>
-        </w:rPr>
-        <w:t xml:space="preserve">] </w:t>
-      </w:r>
-      <w:r>
-        <w:rPr>
-          <w:rStyle w:val="OperatorTok"/>
-        </w:rPr>
-        <w:t xml:space="preserve">*</w:t>
-      </w:r>
-      <w:r>
-        <w:rPr>
-          <w:rStyle w:val="NormalTok"/>
-        </w:rPr>
-        <w:t xml:space="preserve"> n</w:t>
-      </w:r>
-      <w:r>
-        <w:br/>
-      </w:r>
-      <w:r>
-        <w:rPr>
-          <w:rStyle w:val="NormalTok"/>
-        </w:rPr>
-        <w:t xml:space="preserve">        </w:t>
-      </w:r>
-      <w:r>
-        <w:rPr>
-          <w:rStyle w:val="ControlFlowTok"/>
-        </w:rPr>
-        <w:t xml:space="preserve">for</w:t>
-      </w:r>
-      <w:r>
-        <w:rPr>
-          <w:rStyle w:val="NormalTok"/>
-        </w:rPr>
-        <w:t xml:space="preserve"> a, b </w:t>
-      </w:r>
-      <w:r>
-        <w:rPr>
-          <w:rStyle w:val="KeywordTok"/>
-        </w:rPr>
-        <w:t xml:space="preserve">in</w:t>
-      </w:r>
-      <w:r>
-        <w:rPr>
-          <w:rStyle w:val="NormalTok"/>
-        </w:rPr>
-        <w:t xml:space="preserve"> </w:t>
-      </w:r>
-      <w:r>
-        <w:rPr>
-          <w:rStyle w:val="BuiltInTok"/>
-        </w:rPr>
-        <w:t xml:space="preserve">zip</w:t>
-      </w:r>
-      <w:r>
-        <w:rPr>
-          <w:rStyle w:val="NormalTok"/>
-        </w:rPr>
-        <w:t xml:space="preserve">(order, order[</w:t>
-      </w:r>
-      <w:r>
-        <w:rPr>
-          <w:rStyle w:val="DecValTok"/>
-        </w:rPr>
-        <w:t xml:space="preserve">1</w:t>
-      </w:r>
-      <w:r>
-        <w:rPr>
-          <w:rStyle w:val="NormalTok"/>
-        </w:rPr>
-        <w:t xml:space="preserve">:]):</w:t>
-      </w:r>
-      <w:r>
-        <w:br/>
-      </w:r>
-      <w:r>
-        <w:rPr>
-          <w:rStyle w:val="NormalTok"/>
-        </w:rPr>
-        <w:t xml:space="preserve">            new_rank[b] </w:t>
-      </w:r>
-      <w:r>
-        <w:rPr>
-          <w:rStyle w:val="OperatorTok"/>
-        </w:rPr>
-        <w:t xml:space="preserve">=</w:t>
-      </w:r>
-      <w:r>
-        <w:rPr>
-          <w:rStyle w:val="NormalTok"/>
-        </w:rPr>
-        <w:t xml:space="preserve"> new_rank[a] </w:t>
-      </w:r>
-      <w:r>
-        <w:rPr>
-          <w:rStyle w:val="OperatorTok"/>
-        </w:rPr>
-        <w:t xml:space="preserve">+</w:t>
-      </w:r>
-      <w:r>
-        <w:rPr>
-          <w:rStyle w:val="NormalTok"/>
-        </w:rPr>
-        <w:t xml:space="preserve"> (</w:t>
-      </w:r>
-      <w:r>
-        <w:rPr>
-          <w:rStyle w:val="DecValTok"/>
-        </w:rPr>
-        <w:t xml:space="preserve">1</w:t>
-      </w:r>
-      <w:r>
-        <w:rPr>
-          <w:rStyle w:val="NormalTok"/>
-        </w:rPr>
-        <w:t xml:space="preserve"> </w:t>
-      </w:r>
-      <w:r>
-        <w:rPr>
-          <w:rStyle w:val="ControlFlowTok"/>
-        </w:rPr>
-        <w:t xml:space="preserve">if</w:t>
-      </w:r>
-      <w:r>
-        <w:rPr>
-          <w:rStyle w:val="NormalTok"/>
-        </w:rPr>
-        <w:t xml:space="preserve"> key(a) </w:t>
-      </w:r>
-      <w:r>
-        <w:rPr>
-          <w:rStyle w:val="OperatorTok"/>
-        </w:rPr>
-        <w:t xml:space="preserve">!=</w:t>
-      </w:r>
-      <w:r>
-        <w:rPr>
-          <w:rStyle w:val="NormalTok"/>
-        </w:rPr>
-        <w:t xml:space="preserve"> key(b) </w:t>
-      </w:r>
-      <w:r>
-        <w:rPr>
-          <w:rStyle w:val="ControlFlowTok"/>
-        </w:rPr>
-        <w:t xml:space="preserve">else</w:t>
-      </w:r>
-      <w:r>
-        <w:rPr>
-          <w:rStyle w:val="NormalTok"/>
-        </w:rPr>
-        <w:t xml:space="preserve"> </w:t>
-      </w:r>
-      <w:r>
-        <w:rPr>
-          <w:rStyle w:val="DecValTok"/>
-        </w:rPr>
-        <w:t xml:space="preserve">0</w:t>
-      </w:r>
-      <w:r>
-        <w:rPr>
-          <w:rStyle w:val="NormalTok"/>
-        </w:rPr>
-        <w:t xml:space="preserve">)</w:t>
-      </w:r>
-      <w:r>
-        <w:br/>
-      </w:r>
-      <w:r>
-        <w:rPr>
-          <w:rStyle w:val="NormalTok"/>
-        </w:rPr>
-        <w:t xml:space="preserve">        rank </w:t>
-      </w:r>
-      <w:r>
-        <w:rPr>
-          <w:rStyle w:val="OperatorTok"/>
-        </w:rPr>
-        <w:t xml:space="preserve">=</w:t>
-      </w:r>
-      <w:r>
-        <w:rPr>
-          <w:rStyle w:val="NormalTok"/>
-        </w:rPr>
-        <w:t xml:space="preserve"> new_rank</w:t>
-      </w:r>
-      <w:r>
-        <w:br/>
-      </w:r>
-      <w:r>
-        <w:rPr>
-          <w:rStyle w:val="NormalTok"/>
-        </w:rPr>
-        <w:t xml:space="preserve">        </w:t>
-      </w:r>
-      <w:r>
-        <w:rPr>
-          <w:rStyle w:val="ControlFlowTok"/>
-        </w:rPr>
-        <w:t xml:space="preserve">if</w:t>
-      </w:r>
-      <w:r>
-        <w:rPr>
-          <w:rStyle w:val="NormalTok"/>
-        </w:rPr>
-        <w:t xml:space="preserve"> rank[order[</w:t>
-      </w:r>
-      <w:r>
-        <w:rPr>
-          <w:rStyle w:val="OperatorTok"/>
-        </w:rPr>
-        <w:t xml:space="preserve">-</w:t>
-      </w:r>
-      <w:r>
-        <w:rPr>
-          <w:rStyle w:val="DecValTok"/>
-        </w:rPr>
-        <w:t xml:space="preserve">1</w:t>
-      </w:r>
-      <w:r>
-        <w:rPr>
-          <w:rStyle w:val="NormalTok"/>
-        </w:rPr>
-        <w:t xml:space="preserve">]] </w:t>
-      </w:r>
-      <w:r>
-        <w:rPr>
-          <w:rStyle w:val="OperatorTok"/>
-        </w:rPr>
-        <w:t xml:space="preserve">==</w:t>
-      </w:r>
-      <w:r>
-        <w:rPr>
-          <w:rStyle w:val="NormalTok"/>
-        </w:rPr>
-        <w:t xml:space="preserve"> n </w:t>
-      </w:r>
-      <w:r>
-        <w:rPr>
-          <w:rStyle w:val="OperatorTok"/>
-        </w:rPr>
-        <w:t xml:space="preserve">-</w:t>
-      </w:r>
-      <w:r>
-        <w:rPr>
-          <w:rStyle w:val="NormalTok"/>
-        </w:rPr>
-        <w:t xml:space="preserve"> </w:t>
-      </w:r>
-      <w:r>
-        <w:rPr>
-          <w:rStyle w:val="DecValTok"/>
-        </w:rPr>
-        <w:t xml:space="preserve">1</w:t>
-      </w:r>
-      <w:r>
-        <w:rPr>
-          <w:rStyle w:val="NormalTok"/>
-        </w:rPr>
-        <w:t xml:space="preserve">:  </w:t>
-      </w:r>
-      <w:r>
-        <w:rPr>
-          <w:rStyle w:val="CommentTok"/>
-        </w:rPr>
-        <w:t xml:space="preserve"># every suffix has its own rank: done</w:t>
-      </w:r>
-      <w:r>
-        <w:br/>
-      </w:r>
-      <w:r>
-        <w:rPr>
-          <w:rStyle w:val="NormalTok"/>
-        </w:rPr>
-        <w:t xml:space="preserve">            </w:t>
-      </w:r>
-      <w:r>
-        <w:rPr>
-          <w:rStyle w:val="ControlFlowTok"/>
-        </w:rPr>
-        <w:t xml:space="preserve">return</w:t>
-      </w:r>
-      <w:r>
-        <w:rPr>
-          <w:rStyle w:val="NormalTok"/>
-        </w:rPr>
-        <w:t xml:space="preserve"> order</w:t>
-      </w:r>
-      <w:r>
-        <w:br/>
-      </w:r>
-      <w:r>
-        <w:rPr>
-          <w:rStyle w:val="NormalTok"/>
-        </w:rPr>
-        <w:t xml:space="preserve">        k </w:t>
-      </w:r>
-      <w:r>
-        <w:rPr>
-          <w:rStyle w:val="OperatorTok"/>
-        </w:rPr>
-        <w:t xml:space="preserve">*=</w:t>
-      </w:r>
-      <w:r>
-        <w:rPr>
-          <w:rStyle w:val="NormalTok"/>
-        </w:rPr>
-        <w:t xml:space="preserve"> </w:t>
-      </w:r>
-      <w:r>
-        <w:rPr>
-          <w:rStyle w:val="DecValTok"/>
-        </w:rPr>
-        <w:t xml:space="preserve">2</w:t>
-      </w:r>
-      <w:r>
-        <w:br/>
-      </w:r>
-      <w:r>
-        <w:br/>
-      </w:r>
-      <w:r>
-        <w:br/>
-      </w:r>
-      <w:r>
-        <w:rPr>
-          <w:rStyle w:val="KeywordTok"/>
-        </w:rPr>
-        <w:t xml:space="preserve">def</w:t>
-      </w:r>
-      <w:r>
-        <w:rPr>
-          <w:rStyle w:val="NormalTok"/>
-        </w:rPr>
-        <w:t xml:space="preserve"> bwt_encode(seq):</w:t>
-      </w:r>
-      <w:r>
-        <w:br/>
-      </w:r>
-      <w:r>
-        <w:rPr>
-          <w:rStyle w:val="NormalTok"/>
-        </w:rPr>
-        <w:t xml:space="preserve">    text </w:t>
-      </w:r>
-      <w:r>
-        <w:rPr>
-          <w:rStyle w:val="OperatorTok"/>
-        </w:rPr>
-        <w:t xml:space="preserve">=</w:t>
-      </w:r>
-      <w:r>
-        <w:rPr>
-          <w:rStyle w:val="NormalTok"/>
-        </w:rPr>
-        <w:t xml:space="preserve"> seq </w:t>
-      </w:r>
-      <w:r>
-        <w:rPr>
-          <w:rStyle w:val="OperatorTok"/>
-        </w:rPr>
-        <w:t xml:space="preserve">+</w:t>
-      </w:r>
-      <w:r>
-        <w:rPr>
-          <w:rStyle w:val="NormalTok"/>
-        </w:rPr>
-        <w:t xml:space="preserve"> </w:t>
-      </w:r>
-      <w:r>
-        <w:rPr>
-          <w:rStyle w:val="StringTok"/>
-        </w:rPr>
-        <w:t xml:space="preserve">"$"</w:t>
-      </w:r>
-      <w:r>
-        <w:br/>
-      </w:r>
-      <w:r>
-        <w:rPr>
-          <w:rStyle w:val="NormalTok"/>
-        </w:rPr>
-        <w:t xml:space="preserve">    </w:t>
-      </w:r>
-      <w:r>
-        <w:rPr>
-          <w:rStyle w:val="CommentTok"/>
-        </w:rPr>
-        <w:t xml:space="preserve"># Sorting all rotations of text is the same as sorting its suffixes,</w:t>
-      </w:r>
-      <w:r>
-        <w:br/>
-      </w:r>
-      <w:r>
-        <w:rPr>
-          <w:rStyle w:val="NormalTok"/>
-        </w:rPr>
-        <w:t xml:space="preserve">    </w:t>
-      </w:r>
-      <w:r>
-        <w:rPr>
-          <w:rStyle w:val="CommentTok"/>
-        </w:rPr>
-        <w:t xml:space="preserve"># because "$" is unique and smaller than A/C/G/T.</w:t>
-      </w:r>
-      <w:r>
-        <w:br/>
-      </w:r>
-      <w:r>
-        <w:rPr>
-          <w:rStyle w:val="NormalTok"/>
-        </w:rPr>
-        <w:t xml:space="preserve">    order </w:t>
-      </w:r>
-      <w:r>
-        <w:rPr>
-          <w:rStyle w:val="OperatorTok"/>
-        </w:rPr>
-        <w:t xml:space="preserve">=</w:t>
-      </w:r>
-      <w:r>
-        <w:rPr>
-          <w:rStyle w:val="NormalTok"/>
-        </w:rPr>
-        <w:t xml:space="preserve"> suffix_array(text)</w:t>
-      </w:r>
-      <w:r>
-        <w:br/>
-      </w:r>
-      <w:r>
-        <w:rPr>
-          <w:rStyle w:val="NormalTok"/>
-        </w:rPr>
-        <w:t xml:space="preserve">    </w:t>
-      </w:r>
-      <w:r>
-        <w:rPr>
-          <w:rStyle w:val="CommentTok"/>
-        </w:rPr>
-        <w:t xml:space="preserve"># the last letter of the rotation starting at i is text[i - 1]</w:t>
-      </w:r>
-      <w:r>
-        <w:br/>
-      </w:r>
-      <w:r>
-        <w:rPr>
-          <w:rStyle w:val="NormalTok"/>
-        </w:rPr>
-        <w:t xml:space="preserve">    </w:t>
-      </w:r>
-      <w:r>
-        <w:rPr>
-          <w:rStyle w:val="ControlFlowTok"/>
-        </w:rPr>
-        <w:t xml:space="preserve">return</w:t>
-      </w:r>
-      <w:r>
-        <w:rPr>
-          <w:rStyle w:val="NormalTok"/>
-        </w:rPr>
-        <w:t xml:space="preserve"> </w:t>
-      </w:r>
-      <w:r>
-        <w:rPr>
-          <w:rStyle w:val="StringTok"/>
-        </w:rPr>
-        <w:t xml:space="preserve">""</w:t>
-      </w:r>
-      <w:r>
-        <w:rPr>
-          <w:rStyle w:val="NormalTok"/>
-        </w:rPr>
-        <w:t xml:space="preserve">.join(text[i </w:t>
-      </w:r>
-      <w:r>
-        <w:rPr>
-          <w:rStyle w:val="OperatorTok"/>
-        </w:rPr>
-        <w:t xml:space="preserve">-</w:t>
-      </w:r>
-      <w:r>
-        <w:rPr>
-          <w:rStyle w:val="NormalTok"/>
-        </w:rPr>
-        <w:t xml:space="preserve"> </w:t>
-      </w:r>
-      <w:r>
-        <w:rPr>
-          <w:rStyle w:val="DecValTok"/>
-        </w:rPr>
-        <w:t xml:space="preserve">1</w:t>
-      </w:r>
-      <w:r>
-        <w:rPr>
-          <w:rStyle w:val="NormalTok"/>
-        </w:rPr>
-        <w:t xml:space="preserve">] </w:t>
-      </w:r>
-      <w:r>
-        <w:rPr>
-          <w:rStyle w:val="ControlFlowTok"/>
-        </w:rPr>
-        <w:t xml:space="preserve">for</w:t>
-      </w:r>
-      <w:r>
-        <w:rPr>
-          <w:rStyle w:val="NormalTok"/>
-        </w:rPr>
-        <w:t xml:space="preserve"> i </w:t>
-      </w:r>
-      <w:r>
-        <w:rPr>
-          <w:rStyle w:val="KeywordTok"/>
-        </w:rPr>
-        <w:t xml:space="preserve">in</w:t>
-      </w:r>
-      <w:r>
-        <w:rPr>
-          <w:rStyle w:val="NormalTok"/>
-        </w:rPr>
-        <w:t xml:space="preserve"> order)</w:t>
-      </w:r>
-      <w:r>
-        <w:br/>
-      </w:r>
-      <w:r>
-        <w:br/>
-      </w:r>
-      <w:r>
-        <w:br/>
-      </w:r>
-      <w:r>
-        <w:rPr>
-          <w:rStyle w:val="KeywordTok"/>
-        </w:rPr>
-        <w:t xml:space="preserve">def</w:t>
-      </w:r>
-      <w:r>
-        <w:rPr>
-          <w:rStyle w:val="NormalTok"/>
-        </w:rPr>
-        <w:t xml:space="preserve"> bwt_decode(bwt):</w:t>
-      </w:r>
-      <w:r>
-        <w:br/>
-      </w:r>
-      <w:r>
-        <w:rPr>
-          <w:rStyle w:val="NormalTok"/>
-        </w:rPr>
-        <w:t xml:space="preserve">    </w:t>
-      </w:r>
-      <w:r>
-        <w:rPr>
-          <w:rStyle w:val="CommentTok"/>
-        </w:rPr>
-        <w:t xml:space="preserve"># first column F = sorted(bwt); first[c] = row where c first appears in F</w:t>
-      </w:r>
-      <w:r>
-        <w:br/>
-      </w:r>
-      <w:r>
-        <w:rPr>
-          <w:rStyle w:val="NormalTok"/>
-        </w:rPr>
-        <w:t xml:space="preserve">    first </w:t>
-      </w:r>
-      <w:r>
-        <w:rPr>
-          <w:rStyle w:val="OperatorTok"/>
-        </w:rPr>
-        <w:t xml:space="preserve">=</w:t>
-      </w:r>
-      <w:r>
-        <w:rPr>
-          <w:rStyle w:val="NormalTok"/>
-        </w:rPr>
-        <w:t xml:space="preserve"> {}</w:t>
-      </w:r>
-      <w:r>
-        <w:br/>
-      </w:r>
-      <w:r>
-        <w:rPr>
-          <w:rStyle w:val="NormalTok"/>
-        </w:rPr>
-        <w:t xml:space="preserve">    </w:t>
-      </w:r>
-      <w:r>
-        <w:rPr>
-          <w:rStyle w:val="ControlFlowTok"/>
-        </w:rPr>
-        <w:t xml:space="preserve">for</w:t>
-      </w:r>
-      <w:r>
-        <w:rPr>
-          <w:rStyle w:val="NormalTok"/>
-        </w:rPr>
-        <w:t xml:space="preserve"> row, c </w:t>
-      </w:r>
-      <w:r>
-        <w:rPr>
-          <w:rStyle w:val="KeywordTok"/>
-        </w:rPr>
-        <w:t xml:space="preserve">in</w:t>
-      </w:r>
-      <w:r>
-        <w:rPr>
-          <w:rStyle w:val="NormalTok"/>
-        </w:rPr>
-        <w:t xml:space="preserve"> </w:t>
-      </w:r>
-      <w:r>
-        <w:rPr>
-          <w:rStyle w:val="BuiltInTok"/>
-        </w:rPr>
-        <w:t xml:space="preserve">enumerate</w:t>
-      </w:r>
-      <w:r>
-        <w:rPr>
-          <w:rStyle w:val="NormalTok"/>
-        </w:rPr>
-        <w:t xml:space="preserve">(</w:t>
-      </w:r>
-      <w:r>
-        <w:rPr>
-          <w:rStyle w:val="BuiltInTok"/>
-        </w:rPr>
-        <w:t xml:space="preserve">sorted</w:t>
-      </w:r>
-      <w:r>
-        <w:rPr>
-          <w:rStyle w:val="NormalTok"/>
-        </w:rPr>
-        <w:t xml:space="preserve">(bwt)):</w:t>
-      </w:r>
-      <w:r>
-        <w:br/>
-      </w:r>
-      <w:r>
-        <w:rPr>
-          <w:rStyle w:val="NormalTok"/>
-        </w:rPr>
-        <w:t xml:space="preserve">        </w:t>
-      </w:r>
-      <w:r>
-        <w:rPr>
-          <w:rStyle w:val="ControlFlowTok"/>
-        </w:rPr>
-        <w:t xml:space="preserve">if</w:t>
-      </w:r>
-      <w:r>
-        <w:rPr>
-          <w:rStyle w:val="NormalTok"/>
-        </w:rPr>
-        <w:t xml:space="preserve"> c </w:t>
-      </w:r>
-      <w:r>
-        <w:rPr>
-          <w:rStyle w:val="KeywordTok"/>
-        </w:rPr>
-        <w:t xml:space="preserve">not</w:t>
-      </w:r>
-      <w:r>
-        <w:rPr>
-          <w:rStyle w:val="NormalTok"/>
-        </w:rPr>
-        <w:t xml:space="preserve"> </w:t>
-      </w:r>
-      <w:r>
-        <w:rPr>
-          <w:rStyle w:val="KeywordTok"/>
-        </w:rPr>
-        <w:t xml:space="preserve">in</w:t>
-      </w:r>
-      <w:r>
-        <w:rPr>
-          <w:rStyle w:val="NormalTok"/>
-        </w:rPr>
-        <w:t xml:space="preserve"> first:</w:t>
-      </w:r>
-      <w:r>
-        <w:br/>
-      </w:r>
-      <w:r>
-        <w:rPr>
-          <w:rStyle w:val="NormalTok"/>
-        </w:rPr>
-        <w:t xml:space="preserve">            first[c] </w:t>
-      </w:r>
-      <w:r>
-        <w:rPr>
-          <w:rStyle w:val="OperatorTok"/>
-        </w:rPr>
-        <w:t xml:space="preserve">=</w:t>
-      </w:r>
-      <w:r>
-        <w:rPr>
-          <w:rStyle w:val="NormalTok"/>
-        </w:rPr>
-        <w:t xml:space="preserve"> row</w:t>
-      </w:r>
-      <w:r>
-        <w:br/>
-      </w:r>
-      <w:r>
-        <w:rPr>
-          <w:rStyle w:val="NormalTok"/>
-        </w:rPr>
-        <w:t xml:space="preserve">    </w:t>
-      </w:r>
-      <w:r>
-        <w:rPr>
-          <w:rStyle w:val="CommentTok"/>
-        </w:rPr>
-        <w:t xml:space="preserve"># LF mapping: the k-th c in the last column is the k-th c in the first column</w:t>
-      </w:r>
-      <w:r>
-        <w:br/>
-      </w:r>
-      <w:r>
-        <w:rPr>
-          <w:rStyle w:val="NormalTok"/>
-        </w:rPr>
-        <w:t xml:space="preserve">    seen </w:t>
-      </w:r>
-      <w:r>
-        <w:rPr>
-          <w:rStyle w:val="OperatorTok"/>
-        </w:rPr>
-        <w:t xml:space="preserve">=</w:t>
-      </w:r>
-      <w:r>
-        <w:rPr>
-          <w:rStyle w:val="NormalTok"/>
-        </w:rPr>
-        <w:t xml:space="preserve"> {}</w:t>
-      </w:r>
-      <w:r>
-        <w:br/>
-      </w:r>
-      <w:r>
-        <w:rPr>
-          <w:rStyle w:val="NormalTok"/>
-        </w:rPr>
-        <w:t xml:space="preserve">    lf </w:t>
-      </w:r>
-      <w:r>
-        <w:rPr>
-          <w:rStyle w:val="OperatorTok"/>
-        </w:rPr>
-        <w:t xml:space="preserve">=</w:t>
-      </w:r>
-      <w:r>
-        <w:rPr>
-          <w:rStyle w:val="NormalTok"/>
-        </w:rPr>
-        <w:t xml:space="preserve"> []</w:t>
-      </w:r>
-      <w:r>
-        <w:br/>
-      </w:r>
-      <w:r>
-        <w:rPr>
-          <w:rStyle w:val="NormalTok"/>
-        </w:rPr>
-        <w:t xml:space="preserve">    </w:t>
-      </w:r>
-      <w:r>
-        <w:rPr>
-          <w:rStyle w:val="ControlFlowTok"/>
-        </w:rPr>
-        <w:t xml:space="preserve">for</w:t>
-      </w:r>
-      <w:r>
-        <w:rPr>
-          <w:rStyle w:val="NormalTok"/>
-        </w:rPr>
-        <w:t xml:space="preserve"> c </w:t>
-      </w:r>
-      <w:r>
-        <w:rPr>
-          <w:rStyle w:val="KeywordTok"/>
-        </w:rPr>
-        <w:t xml:space="preserve">in</w:t>
-      </w:r>
-      <w:r>
-        <w:rPr>
-          <w:rStyle w:val="NormalTok"/>
-        </w:rPr>
-        <w:t xml:space="preserve"> bwt:</w:t>
-      </w:r>
-      <w:r>
-        <w:br/>
-      </w:r>
-      <w:r>
-        <w:rPr>
-          <w:rStyle w:val="NormalTok"/>
-        </w:rPr>
-        <w:t xml:space="preserve">        lf.append(first[c] </w:t>
-      </w:r>
-      <w:r>
-        <w:rPr>
-          <w:rStyle w:val="OperatorTok"/>
-        </w:rPr>
-        <w:t xml:space="preserve">+</w:t>
-      </w:r>
-      <w:r>
-        <w:rPr>
-          <w:rStyle w:val="NormalTok"/>
-        </w:rPr>
-        <w:t xml:space="preserve"> seen.get(c, </w:t>
-      </w:r>
-      <w:r>
-        <w:rPr>
-          <w:rStyle w:val="DecValTok"/>
-        </w:rPr>
-        <w:t xml:space="preserve">0</w:t>
-      </w:r>
-      <w:r>
-        <w:rPr>
-          <w:rStyle w:val="NormalTok"/>
-        </w:rPr>
-        <w:t xml:space="preserve">))</w:t>
-      </w:r>
-      <w:r>
-        <w:br/>
-      </w:r>
-      <w:r>
-        <w:rPr>
-          <w:rStyle w:val="NormalTok"/>
-        </w:rPr>
-        <w:t xml:space="preserve">        seen[c] </w:t>
-      </w:r>
-      <w:r>
-        <w:rPr>
-          <w:rStyle w:val="OperatorTok"/>
-        </w:rPr>
-        <w:t xml:space="preserve">=</w:t>
-      </w:r>
-      <w:r>
-        <w:rPr>
-          <w:rStyle w:val="NormalTok"/>
-        </w:rPr>
-        <w:t xml:space="preserve"> seen.get(c, </w:t>
-      </w:r>
-      <w:r>
-        <w:rPr>
-          <w:rStyle w:val="DecValTok"/>
-        </w:rPr>
-        <w:t xml:space="preserve">0</w:t>
-      </w:r>
-      <w:r>
-        <w:rPr>
-          <w:rStyle w:val="NormalTok"/>
-        </w:rPr>
-        <w:t xml:space="preserve">) </w:t>
-      </w:r>
-      <w:r>
-        <w:rPr>
-          <w:rStyle w:val="OperatorTok"/>
-        </w:rPr>
-        <w:t xml:space="preserve">+</w:t>
-      </w:r>
-      <w:r>
-        <w:rPr>
-          <w:rStyle w:val="NormalTok"/>
-        </w:rPr>
-        <w:t xml:space="preserve"> </w:t>
-      </w:r>
-      <w:r>
-        <w:rPr>
-          <w:rStyle w:val="DecValTok"/>
-        </w:rPr>
-        <w:t xml:space="preserve">1</w:t>
-      </w:r>
-      <w:r>
-        <w:br/>
-      </w:r>
-      <w:r>
-        <w:rPr>
-          <w:rStyle w:val="NormalTok"/>
-        </w:rPr>
-        <w:t xml:space="preserve">    </w:t>
-      </w:r>
-      <w:r>
-        <w:rPr>
-          <w:rStyle w:val="CommentTok"/>
-        </w:rPr>
-        <w:t xml:space="preserve"># row 0 starts with "$", so bwt[0] is the last base of the sequence;</w:t>
-      </w:r>
-      <w:r>
-        <w:br/>
-      </w:r>
-      <w:r>
-        <w:rPr>
-          <w:rStyle w:val="NormalTok"/>
-        </w:rPr>
-        <w:t xml:space="preserve">    </w:t>
-      </w:r>
-      <w:r>
-        <w:rPr>
-          <w:rStyle w:val="CommentTok"/>
-        </w:rPr>
-        <w:t xml:space="preserve"># following LF walks the sequence backwards</w:t>
-      </w:r>
-      <w:r>
-        <w:br/>
-      </w:r>
-      <w:r>
-        <w:rPr>
-          <w:rStyle w:val="NormalTok"/>
-        </w:rPr>
-        <w:t xml:space="preserve">    seq </w:t>
-      </w:r>
-      <w:r>
-        <w:rPr>
-          <w:rStyle w:val="OperatorTok"/>
-        </w:rPr>
-        <w:t xml:space="preserve">=</w:t>
-      </w:r>
-      <w:r>
-        <w:rPr>
-          <w:rStyle w:val="NormalTok"/>
-        </w:rPr>
-        <w:t xml:space="preserve"> </w:t>
-      </w:r>
-      <w:r>
-        <w:rPr>
-          <w:rStyle w:val="StringTok"/>
-        </w:rPr>
-        <w:t xml:space="preserve">""</w:t>
-      </w:r>
-      <w:r>
-        <w:br/>
-      </w:r>
-      <w:r>
-        <w:rPr>
-          <w:rStyle w:val="NormalTok"/>
-        </w:rPr>
-        <w:t xml:space="preserve">    row </w:t>
-      </w:r>
-      <w:r>
-        <w:rPr>
-          <w:rStyle w:val="OperatorTok"/>
-        </w:rPr>
-        <w:t xml:space="preserve">=</w:t>
-      </w:r>
-      <w:r>
-        <w:rPr>
-          <w:rStyle w:val="NormalTok"/>
-        </w:rPr>
-        <w:t xml:space="preserve"> </w:t>
-      </w:r>
-      <w:r>
-        <w:rPr>
-          <w:rStyle w:val="DecValTok"/>
-        </w:rPr>
-        <w:t xml:space="preserve">0</w:t>
-      </w:r>
-      <w:r>
-        <w:br/>
-      </w:r>
-      <w:r>
-        <w:rPr>
-          <w:rStyle w:val="NormalTok"/>
-        </w:rPr>
-        <w:t xml:space="preserve">    </w:t>
-      </w:r>
-      <w:r>
-        <w:rPr>
-          <w:rStyle w:val="ControlFlowTok"/>
-        </w:rPr>
-        <w:t xml:space="preserve">for</w:t>
-      </w:r>
-      <w:r>
-        <w:rPr>
-          <w:rStyle w:val="NormalTok"/>
-        </w:rPr>
-        <w:t xml:space="preserve"> _ </w:t>
-      </w:r>
-      <w:r>
-        <w:rPr>
-          <w:rStyle w:val="KeywordTok"/>
-        </w:rPr>
-        <w:t xml:space="preserve">in</w:t>
-      </w:r>
-      <w:r>
-        <w:rPr>
-          <w:rStyle w:val="NormalTok"/>
-        </w:rPr>
-        <w:t xml:space="preserve"> </w:t>
-      </w:r>
-      <w:r>
-        <w:rPr>
-          <w:rStyle w:val="BuiltInTok"/>
-        </w:rPr>
-        <w:t xml:space="preserve">range</w:t>
-      </w:r>
-      <w:r>
-        <w:rPr>
-          <w:rStyle w:val="NormalTok"/>
-        </w:rPr>
-        <w:t xml:space="preserve">(</w:t>
-      </w:r>
-      <w:r>
-        <w:rPr>
-          <w:rStyle w:val="BuiltInTok"/>
-        </w:rPr>
-        <w:t xml:space="preserve">len</w:t>
-      </w:r>
-      <w:r>
-        <w:rPr>
-          <w:rStyle w:val="NormalTok"/>
-        </w:rPr>
-        <w:t xml:space="preserve">(bwt) </w:t>
-      </w:r>
-      <w:r>
-        <w:rPr>
-          <w:rStyle w:val="OperatorTok"/>
-        </w:rPr>
-        <w:t xml:space="preserve">-</w:t>
-      </w:r>
-      <w:r>
-        <w:rPr>
-          <w:rStyle w:val="NormalTok"/>
-        </w:rPr>
-        <w:t xml:space="preserve"> </w:t>
-      </w:r>
-      <w:r>
-        <w:rPr>
-          <w:rStyle w:val="DecValTok"/>
-        </w:rPr>
-        <w:t xml:space="preserve">1</w:t>
-      </w:r>
-      <w:r>
-        <w:rPr>
-          <w:rStyle w:val="NormalTok"/>
-        </w:rPr>
-        <w:t xml:space="preserve">):</w:t>
-      </w:r>
-      <w:r>
-        <w:br/>
-      </w:r>
-      <w:r>
-        <w:rPr>
-          <w:rStyle w:val="NormalTok"/>
-        </w:rPr>
-        <w:t xml:space="preserve">        seq </w:t>
-      </w:r>
-      <w:r>
-        <w:rPr>
-          <w:rStyle w:val="OperatorTok"/>
-        </w:rPr>
-        <w:t xml:space="preserve">=</w:t>
-      </w:r>
-      <w:r>
-        <w:rPr>
-          <w:rStyle w:val="NormalTok"/>
-        </w:rPr>
-        <w:t xml:space="preserve"> bwt[row] </w:t>
-      </w:r>
-      <w:r>
-        <w:rPr>
-          <w:rStyle w:val="OperatorTok"/>
-        </w:rPr>
-        <w:t xml:space="preserve">+</w:t>
-      </w:r>
-      <w:r>
-        <w:rPr>
-          <w:rStyle w:val="NormalTok"/>
-        </w:rPr>
-        <w:t xml:space="preserve"> seq</w:t>
-      </w:r>
-      <w:r>
-        <w:br/>
-      </w:r>
-      <w:r>
-        <w:rPr>
-          <w:rStyle w:val="NormalTok"/>
-        </w:rPr>
-        <w:t xml:space="preserve">        row </w:t>
-      </w:r>
-      <w:r>
-        <w:rPr>
-          <w:rStyle w:val="OperatorTok"/>
-        </w:rPr>
-        <w:t xml:space="preserve">=</w:t>
-      </w:r>
-      <w:r>
-        <w:rPr>
-          <w:rStyle w:val="NormalTok"/>
-        </w:rPr>
-        <w:t xml:space="preserve"> lf[row]</w:t>
-      </w:r>
-      <w:r>
-        <w:br/>
-      </w:r>
-      <w:r>
-        <w:rPr>
-          <w:rStyle w:val="NormalTok"/>
-        </w:rPr>
-        <w:t xml:space="preserve">    </w:t>
-      </w:r>
-      <w:r>
-        <w:rPr>
-          <w:rStyle w:val="ControlFlowTok"/>
-        </w:rPr>
-        <w:t xml:space="preserve">return</w:t>
-      </w:r>
-      <w:r>
-        <w:rPr>
-          <w:rStyle w:val="NormalTok"/>
-        </w:rPr>
-        <w:t xml:space="preserve"> seq</w:t>
-      </w:r>
-      <w:r>
-        <w:br/>
-      </w:r>
-      <w:r>
-        <w:br/>
-      </w:r>
-      <w:r>
-        <w:br/>
-      </w:r>
-      <w:r>
-        <w:rPr>
-          <w:rStyle w:val="ControlFlowTok"/>
-        </w:rPr>
-        <w:t xml:space="preserve">if</w:t>
-      </w:r>
-      <w:r>
-        <w:rPr>
-          <w:rStyle w:val="NormalTok"/>
-        </w:rPr>
-        <w:t xml:space="preserve"> </w:t>
-      </w:r>
-      <w:r>
-        <w:rPr>
-          <w:rStyle w:val="VariableTok"/>
-        </w:rPr>
-        <w:t xml:space="preserve">__name__</w:t>
-      </w:r>
-      <w:r>
-        <w:rPr>
-          <w:rStyle w:val="NormalTok"/>
-        </w:rPr>
-        <w:t xml:space="preserve"> </w:t>
-      </w:r>
-      <w:r>
-        <w:rPr>
-          <w:rStyle w:val="OperatorTok"/>
-        </w:rPr>
-        <w:t xml:space="preserve">==</w:t>
-      </w:r>
-      <w:r>
-        <w:rPr>
-          <w:rStyle w:val="NormalTok"/>
-        </w:rPr>
-        <w:t xml:space="preserve"> </w:t>
-      </w:r>
-      <w:r>
-        <w:rPr>
-          <w:rStyle w:val="StringTok"/>
-        </w:rPr>
-        <w:t xml:space="preserve">"__main__"</w:t>
-      </w:r>
-      <w:r>
-        <w:rPr>
-          <w:rStyle w:val="NormalTok"/>
-        </w:rPr>
-        <w:t xml:space="preserve">:</w:t>
-      </w:r>
-      <w:r>
-        <w:br/>
-      </w:r>
-      <w:r>
-        <w:rPr>
-          <w:rStyle w:val="NormalTok"/>
-        </w:rPr>
-        <w:t xml:space="preserve">    mode, path </w:t>
-      </w:r>
-      <w:r>
-        <w:rPr>
-          <w:rStyle w:val="OperatorTok"/>
-        </w:rPr>
-        <w:t xml:space="preserve">=</w:t>
-      </w:r>
-      <w:r>
-        <w:rPr>
-          <w:rStyle w:val="NormalTok"/>
-        </w:rPr>
-        <w:t xml:space="preserve"> sys.argv[</w:t>
-      </w:r>
-      <w:r>
-        <w:rPr>
-          <w:rStyle w:val="DecValTok"/>
-        </w:rPr>
-        <w:t xml:space="preserve">1</w:t>
-      </w:r>
-      <w:r>
-        <w:rPr>
-          <w:rStyle w:val="NormalTok"/>
-        </w:rPr>
-        <w:t xml:space="preserve">], sys.argv[</w:t>
-      </w:r>
-      <w:r>
-        <w:rPr>
-          <w:rStyle w:val="DecValTok"/>
-        </w:rPr>
-        <w:t xml:space="preserve">2</w:t>
-      </w:r>
-      <w:r>
-        <w:rPr>
-          <w:rStyle w:val="NormalTok"/>
-        </w:rPr>
-        <w:t xml:space="preserve">]</w:t>
-      </w:r>
-      <w:r>
-        <w:br/>
-      </w:r>
-      <w:r>
-        <w:rPr>
-          <w:rStyle w:val="NormalTok"/>
-        </w:rPr>
-        <w:t xml:space="preserve">    </w:t>
-      </w:r>
-      <w:r>
-        <w:rPr>
-          <w:rStyle w:val="ControlFlowTok"/>
-        </w:rPr>
-        <w:t xml:space="preserve">if</w:t>
-      </w:r>
-      <w:r>
-        <w:rPr>
-          <w:rStyle w:val="NormalTok"/>
-        </w:rPr>
-        <w:t xml:space="preserve"> mode </w:t>
-      </w:r>
-      <w:r>
-        <w:rPr>
-          <w:rStyle w:val="OperatorTok"/>
-        </w:rPr>
-        <w:t xml:space="preserve">==</w:t>
-      </w:r>
-      <w:r>
-        <w:rPr>
-          <w:rStyle w:val="NormalTok"/>
-        </w:rPr>
-        <w:t xml:space="preserve"> </w:t>
-      </w:r>
-      <w:r>
-        <w:rPr>
-          <w:rStyle w:val="StringTok"/>
-        </w:rPr>
-        <w:t xml:space="preserve">"encode"</w:t>
-      </w:r>
-      <w:r>
-        <w:rPr>
-          <w:rStyle w:val="NormalTok"/>
-        </w:rPr>
-        <w:t xml:space="preserve">:</w:t>
-      </w:r>
-      <w:r>
-        <w:br/>
-      </w:r>
-      <w:r>
-        <w:rPr>
-          <w:rStyle w:val="NormalTok"/>
-        </w:rPr>
-        <w:t xml:space="preserve">        </w:t>
-      </w:r>
-      <w:r>
-        <w:rPr>
-          <w:rStyle w:val="BuiltInTok"/>
-        </w:rPr>
-        <w:t xml:space="preserve">print</w:t>
-      </w:r>
-      <w:r>
-        <w:rPr>
-          <w:rStyle w:val="NormalTok"/>
-        </w:rPr>
-        <w:t xml:space="preserve">(bwt_encode(read_fasta(path)))</w:t>
-      </w:r>
-      <w:r>
-        <w:br/>
-      </w:r>
-      <w:r>
-        <w:rPr>
-          <w:rStyle w:val="NormalTok"/>
-        </w:rPr>
-        <w:t xml:space="preserve">    </w:t>
-      </w:r>
-      <w:r>
-        <w:rPr>
-          <w:rStyle w:val="ControlFlowTok"/>
-        </w:rPr>
-        <w:t xml:space="preserve">else</w:t>
-      </w:r>
-      <w:r>
-        <w:rPr>
-          <w:rStyle w:val="NormalTok"/>
-        </w:rPr>
-        <w:t xml:space="preserve">:</w:t>
-      </w:r>
-      <w:r>
-        <w:br/>
-      </w:r>
-      <w:r>
-        <w:rPr>
-          <w:rStyle w:val="NormalTok"/>
-        </w:rPr>
-        <w:t xml:space="preserve">        </w:t>
-      </w:r>
-      <w:r>
-        <w:rPr>
-          <w:rStyle w:val="BuiltInTok"/>
-        </w:rPr>
-        <w:t xml:space="preserve">print</w:t>
-      </w:r>
-      <w:r>
-        <w:rPr>
-          <w:rStyle w:val="NormalTok"/>
-        </w:rPr>
-        <w:t xml:space="preserve">(bwt_decode(</w:t>
-      </w:r>
-      <w:r>
-        <w:rPr>
-          <w:rStyle w:val="BuiltInTok"/>
-        </w:rPr>
-        <w:t xml:space="preserve">open</w:t>
-      </w:r>
-      <w:r>
-        <w:rPr>
-          <w:rStyle w:val="NormalTok"/>
-        </w:rPr>
-        <w:t xml:space="preserve">(path).read().strip()))</w:t>
-      </w:r>
-    </w:p>
-    <w:bookmarkEnd w:id="35"/>
-    <w:bookmarkStart w:id="36" w:name="a-the-bwt-encoder"/>
-    <w:p>
-      <w:pPr>
-        <w:pStyle w:val="Heading3"/>
-      </w:pPr>
-      <w:r>
-        <w:t xml:space="preserve">4(a) The BWT encoder</w:t>
+        <w:pStyle w:val="FirstParagraph"/>
+      </w:pPr>
+      <w:r>
+        <w:t xml:space="preserve">Both the encoder and the decoder are in</w:t>
+      </w:r>
+      <w:r>
+        <w:t xml:space="preserve"> </w:t>
+      </w:r>
+      <w:r>
+        <w:rPr>
+          <w:rStyle w:val="VerbatimChar"/>
+        </w:rPr>
+        <w:t xml:space="preserve">src/bwt.py</w:t>
+      </w:r>
+      <w:r>
+        <w:t xml:space="preserve">. This is the encoder part:</w:t>
       </w:r>
     </w:p>
     <w:p>
       <w:pPr>
-        <w:pStyle w:val="FirstParagraph"/>
-      </w:pPr>
-      <w:r>
-        <w:t xml:space="preserve">To encode, I add</w:t>
-      </w:r>
-      <w:r>
-        <w:t xml:space="preserve"> </w:t>
-      </w:r>
-      <w:r>
-        <w:rPr>
-          <w:rStyle w:val="VerbatimChar"/>
-        </w:rPr>
-        <w:t xml:space="preserve">$</w:t>
-      </w:r>
-      <w:r>
-        <w:t xml:space="preserve"> </w:t>
-      </w:r>
-      <w:r>
-        <w:t xml:space="preserve">to the end of the sequence, sort all its rotations, and</w:t>
-      </w:r>
-      <w:r>
-        <w:t xml:space="preserve"> </w:t>
-      </w:r>
-      <w:r>
-        <w:t xml:space="preserve">take the last letter of each rotation. Sorting the rotations is the same as</w:t>
-      </w:r>
-      <w:r>
-        <w:t xml:space="preserve"> </w:t>
-      </w:r>
-      <w:r>
-        <w:t xml:space="preserve">sorting the suffixes, so</w:t>
-      </w:r>
-      <w:r>
-        <w:t xml:space="preserve"> </w:t>
-      </w:r>
-      <w:r>
-        <w:rPr>
-          <w:rStyle w:val="VerbatimChar"/>
-        </w:rPr>
-        <w:t xml:space="preserve">suffix_array</w:t>
-      </w:r>
-      <w:r>
-        <w:t xml:space="preserve"> </w:t>
-      </w:r>
-      <w:r>
-        <w:t xml:space="preserve">sorts the suffix start positions</w:t>
-      </w:r>
-      <w:r>
-        <w:t xml:space="preserve"> </w:t>
-      </w:r>
-      <w:r>
-        <w:t xml:space="preserve">instead of building every rotation. That keeps memory low for the 30 kb genome.</w:t>
+        <w:pStyle w:val="SourceCode"/>
+      </w:pPr>
+      <w:r>
+        <w:rPr>
+          <w:rStyle w:val="ImportTok"/>
+        </w:rPr>
+        <w:t xml:space="preserve">import</w:t>
+      </w:r>
+      <w:r>
+        <w:rPr>
+          <w:rStyle w:val="NormalTok"/>
+        </w:rPr>
+        <w:t xml:space="preserve"> sys</w:t>
+      </w:r>
+      <w:r>
+        <w:br/>
+      </w:r>
+      <w:r>
+        <w:br/>
+      </w:r>
+      <w:r>
+        <w:br/>
+      </w:r>
+      <w:r>
+        <w:rPr>
+          <w:rStyle w:val="KeywordTok"/>
+        </w:rPr>
+        <w:t xml:space="preserve">def</w:t>
+      </w:r>
+      <w:r>
+        <w:rPr>
+          <w:rStyle w:val="NormalTok"/>
+        </w:rPr>
+        <w:t xml:space="preserve"> read_fasta(path):</w:t>
+      </w:r>
+      <w:r>
+        <w:br/>
+      </w:r>
+      <w:r>
+        <w:rPr>
+          <w:rStyle w:val="NormalTok"/>
+        </w:rPr>
+        <w:t xml:space="preserve">    seq </w:t>
+      </w:r>
+      <w:r>
+        <w:rPr>
+          <w:rStyle w:val="OperatorTok"/>
+        </w:rPr>
+        <w:t xml:space="preserve">=</w:t>
+      </w:r>
+      <w:r>
+        <w:rPr>
+          <w:rStyle w:val="NormalTok"/>
+        </w:rPr>
+        <w:t xml:space="preserve"> </w:t>
+      </w:r>
+      <w:r>
+        <w:rPr>
+          <w:rStyle w:val="StringTok"/>
+        </w:rPr>
+        <w:t xml:space="preserve">""</w:t>
+      </w:r>
+      <w:r>
+        <w:br/>
+      </w:r>
+      <w:r>
+        <w:rPr>
+          <w:rStyle w:val="NormalTok"/>
+        </w:rPr>
+        <w:t xml:space="preserve">    </w:t>
+      </w:r>
+      <w:r>
+        <w:rPr>
+          <w:rStyle w:val="ControlFlowTok"/>
+        </w:rPr>
+        <w:t xml:space="preserve">for</w:t>
+      </w:r>
+      <w:r>
+        <w:rPr>
+          <w:rStyle w:val="NormalTok"/>
+        </w:rPr>
+        <w:t xml:space="preserve"> line </w:t>
+      </w:r>
+      <w:r>
+        <w:rPr>
+          <w:rStyle w:val="KeywordTok"/>
+        </w:rPr>
+        <w:t xml:space="preserve">in</w:t>
+      </w:r>
+      <w:r>
+        <w:rPr>
+          <w:rStyle w:val="NormalTok"/>
+        </w:rPr>
+        <w:t xml:space="preserve"> </w:t>
+      </w:r>
+      <w:r>
+        <w:rPr>
+          <w:rStyle w:val="BuiltInTok"/>
+        </w:rPr>
+        <w:t xml:space="preserve">open</w:t>
+      </w:r>
+      <w:r>
+        <w:rPr>
+          <w:rStyle w:val="NormalTok"/>
+        </w:rPr>
+        <w:t xml:space="preserve">(path):</w:t>
+      </w:r>
+      <w:r>
+        <w:br/>
+      </w:r>
+      <w:r>
+        <w:rPr>
+          <w:rStyle w:val="NormalTok"/>
+        </w:rPr>
+        <w:t xml:space="preserve">        </w:t>
+      </w:r>
+      <w:r>
+        <w:rPr>
+          <w:rStyle w:val="ControlFlowTok"/>
+        </w:rPr>
+        <w:t xml:space="preserve">if</w:t>
+      </w:r>
+      <w:r>
+        <w:rPr>
+          <w:rStyle w:val="NormalTok"/>
+        </w:rPr>
+        <w:t xml:space="preserve"> </w:t>
+      </w:r>
+      <w:r>
+        <w:rPr>
+          <w:rStyle w:val="KeywordTok"/>
+        </w:rPr>
+        <w:t xml:space="preserve">not</w:t>
+      </w:r>
+      <w:r>
+        <w:rPr>
+          <w:rStyle w:val="NormalTok"/>
+        </w:rPr>
+        <w:t xml:space="preserve"> line.startswith(</w:t>
+      </w:r>
+      <w:r>
+        <w:rPr>
+          <w:rStyle w:val="StringTok"/>
+        </w:rPr>
+        <w:t xml:space="preserve">"&gt;"</w:t>
+      </w:r>
+      <w:r>
+        <w:rPr>
+          <w:rStyle w:val="NormalTok"/>
+        </w:rPr>
+        <w:t xml:space="preserve">):</w:t>
+      </w:r>
+      <w:r>
+        <w:br/>
+      </w:r>
+      <w:r>
+        <w:rPr>
+          <w:rStyle w:val="NormalTok"/>
+        </w:rPr>
+        <w:t xml:space="preserve">            seq </w:t>
+      </w:r>
+      <w:r>
+        <w:rPr>
+          <w:rStyle w:val="OperatorTok"/>
+        </w:rPr>
+        <w:t xml:space="preserve">+=</w:t>
+      </w:r>
+      <w:r>
+        <w:rPr>
+          <w:rStyle w:val="NormalTok"/>
+        </w:rPr>
+        <w:t xml:space="preserve"> line.strip().upper()</w:t>
+      </w:r>
+      <w:r>
+        <w:br/>
+      </w:r>
+      <w:r>
+        <w:rPr>
+          <w:rStyle w:val="NormalTok"/>
+        </w:rPr>
+        <w:t xml:space="preserve">    </w:t>
+      </w:r>
+      <w:r>
+        <w:rPr>
+          <w:rStyle w:val="ControlFlowTok"/>
+        </w:rPr>
+        <w:t xml:space="preserve">return</w:t>
+      </w:r>
+      <w:r>
+        <w:rPr>
+          <w:rStyle w:val="NormalTok"/>
+        </w:rPr>
+        <w:t xml:space="preserve"> seq</w:t>
+      </w:r>
+      <w:r>
+        <w:br/>
+      </w:r>
+      <w:r>
+        <w:br/>
+      </w:r>
+      <w:r>
+        <w:br/>
+      </w:r>
+      <w:r>
+        <w:rPr>
+          <w:rStyle w:val="KeywordTok"/>
+        </w:rPr>
+        <w:t xml:space="preserve">def</w:t>
+      </w:r>
+      <w:r>
+        <w:rPr>
+          <w:rStyle w:val="NormalTok"/>
+        </w:rPr>
+        <w:t xml:space="preserve"> suffix_array(text):</w:t>
+      </w:r>
+      <w:r>
+        <w:br/>
+      </w:r>
+      <w:r>
+        <w:rPr>
+          <w:rStyle w:val="NormalTok"/>
+        </w:rPr>
+        <w:t xml:space="preserve">    </w:t>
+      </w:r>
+      <w:r>
+        <w:rPr>
+          <w:rStyle w:val="CommentTok"/>
+        </w:rPr>
+        <w:t xml:space="preserve"># Sort suffix start positions by "prefix doubling": first by their first</w:t>
+      </w:r>
+      <w:r>
+        <w:br/>
+      </w:r>
+      <w:r>
+        <w:rPr>
+          <w:rStyle w:val="NormalTok"/>
+        </w:rPr>
+        <w:t xml:space="preserve">    </w:t>
+      </w:r>
+      <w:r>
+        <w:rPr>
+          <w:rStyle w:val="CommentTok"/>
+        </w:rPr>
+        <w:t xml:space="preserve"># letter, then by their first 2, 4, 8, ... letters, reusing the ranks from</w:t>
+      </w:r>
+      <w:r>
+        <w:br/>
+      </w:r>
+      <w:r>
+        <w:rPr>
+          <w:rStyle w:val="NormalTok"/>
+        </w:rPr>
+        <w:t xml:space="preserve">    </w:t>
+      </w:r>
+      <w:r>
+        <w:rPr>
+          <w:rStyle w:val="CommentTok"/>
+        </w:rPr>
+        <w:t xml:space="preserve"># the previous round. This never copies the suffixes themselves, so it</w:t>
+      </w:r>
+      <w:r>
+        <w:br/>
+      </w:r>
+      <w:r>
+        <w:rPr>
+          <w:rStyle w:val="NormalTok"/>
+        </w:rPr>
+        <w:t xml:space="preserve">    </w:t>
+      </w:r>
+      <w:r>
+        <w:rPr>
+          <w:rStyle w:val="CommentTok"/>
+        </w:rPr>
+        <w:t xml:space="preserve"># also works for a whole genome.</w:t>
+      </w:r>
+      <w:r>
+        <w:br/>
+      </w:r>
+      <w:r>
+        <w:rPr>
+          <w:rStyle w:val="NormalTok"/>
+        </w:rPr>
+        <w:t xml:space="preserve">    n </w:t>
+      </w:r>
+      <w:r>
+        <w:rPr>
+          <w:rStyle w:val="OperatorTok"/>
+        </w:rPr>
+        <w:t xml:space="preserve">=</w:t>
+      </w:r>
+      <w:r>
+        <w:rPr>
+          <w:rStyle w:val="NormalTok"/>
+        </w:rPr>
+        <w:t xml:space="preserve"> </w:t>
+      </w:r>
+      <w:r>
+        <w:rPr>
+          <w:rStyle w:val="BuiltInTok"/>
+        </w:rPr>
+        <w:t xml:space="preserve">len</w:t>
+      </w:r>
+      <w:r>
+        <w:rPr>
+          <w:rStyle w:val="NormalTok"/>
+        </w:rPr>
+        <w:t xml:space="preserve">(text)</w:t>
+      </w:r>
+      <w:r>
+        <w:br/>
+      </w:r>
+      <w:r>
+        <w:rPr>
+          <w:rStyle w:val="NormalTok"/>
+        </w:rPr>
+        <w:t xml:space="preserve">    rank </w:t>
+      </w:r>
+      <w:r>
+        <w:rPr>
+          <w:rStyle w:val="OperatorTok"/>
+        </w:rPr>
+        <w:t xml:space="preserve">=</w:t>
+      </w:r>
+      <w:r>
+        <w:rPr>
+          <w:rStyle w:val="NormalTok"/>
+        </w:rPr>
+        <w:t xml:space="preserve"> [</w:t>
+      </w:r>
+      <w:r>
+        <w:rPr>
+          <w:rStyle w:val="BuiltInTok"/>
+        </w:rPr>
+        <w:t xml:space="preserve">ord</w:t>
+      </w:r>
+      <w:r>
+        <w:rPr>
+          <w:rStyle w:val="NormalTok"/>
+        </w:rPr>
+        <w:t xml:space="preserve">(c) </w:t>
+      </w:r>
+      <w:r>
+        <w:rPr>
+          <w:rStyle w:val="ControlFlowTok"/>
+        </w:rPr>
+        <w:t xml:space="preserve">for</w:t>
+      </w:r>
+      <w:r>
+        <w:rPr>
+          <w:rStyle w:val="NormalTok"/>
+        </w:rPr>
+        <w:t xml:space="preserve"> c </w:t>
+      </w:r>
+      <w:r>
+        <w:rPr>
+          <w:rStyle w:val="KeywordTok"/>
+        </w:rPr>
+        <w:t xml:space="preserve">in</w:t>
+      </w:r>
+      <w:r>
+        <w:rPr>
+          <w:rStyle w:val="NormalTok"/>
+        </w:rPr>
+        <w:t xml:space="preserve"> text]</w:t>
+      </w:r>
+      <w:r>
+        <w:br/>
+      </w:r>
+      <w:r>
+        <w:rPr>
+          <w:rStyle w:val="NormalTok"/>
+        </w:rPr>
+        <w:t xml:space="preserve">    order </w:t>
+      </w:r>
+      <w:r>
+        <w:rPr>
+          <w:rStyle w:val="OperatorTok"/>
+        </w:rPr>
+        <w:t xml:space="preserve">=</w:t>
+      </w:r>
+      <w:r>
+        <w:rPr>
+          <w:rStyle w:val="NormalTok"/>
+        </w:rPr>
+        <w:t xml:space="preserve"> </w:t>
+      </w:r>
+      <w:r>
+        <w:rPr>
+          <w:rStyle w:val="BuiltInTok"/>
+        </w:rPr>
+        <w:t xml:space="preserve">list</w:t>
+      </w:r>
+      <w:r>
+        <w:rPr>
+          <w:rStyle w:val="NormalTok"/>
+        </w:rPr>
+        <w:t xml:space="preserve">(</w:t>
+      </w:r>
+      <w:r>
+        <w:rPr>
+          <w:rStyle w:val="BuiltInTok"/>
+        </w:rPr>
+        <w:t xml:space="preserve">range</w:t>
+      </w:r>
+      <w:r>
+        <w:rPr>
+          <w:rStyle w:val="NormalTok"/>
+        </w:rPr>
+        <w:t xml:space="preserve">(n))</w:t>
+      </w:r>
+      <w:r>
+        <w:br/>
+      </w:r>
+      <w:r>
+        <w:rPr>
+          <w:rStyle w:val="NormalTok"/>
+        </w:rPr>
+        <w:t xml:space="preserve">    k </w:t>
+      </w:r>
+      <w:r>
+        <w:rPr>
+          <w:rStyle w:val="OperatorTok"/>
+        </w:rPr>
+        <w:t xml:space="preserve">=</w:t>
+      </w:r>
+      <w:r>
+        <w:rPr>
+          <w:rStyle w:val="NormalTok"/>
+        </w:rPr>
+        <w:t xml:space="preserve"> </w:t>
+      </w:r>
+      <w:r>
+        <w:rPr>
+          <w:rStyle w:val="DecValTok"/>
+        </w:rPr>
+        <w:t xml:space="preserve">1</w:t>
+      </w:r>
+      <w:r>
+        <w:br/>
+      </w:r>
+      <w:r>
+        <w:rPr>
+          <w:rStyle w:val="NormalTok"/>
+        </w:rPr>
+        <w:t xml:space="preserve">    </w:t>
+      </w:r>
+      <w:r>
+        <w:rPr>
+          <w:rStyle w:val="ControlFlowTok"/>
+        </w:rPr>
+        <w:t xml:space="preserve">while</w:t>
+      </w:r>
+      <w:r>
+        <w:rPr>
+          <w:rStyle w:val="NormalTok"/>
+        </w:rPr>
+        <w:t xml:space="preserve"> </w:t>
+      </w:r>
+      <w:r>
+        <w:rPr>
+          <w:rStyle w:val="VariableTok"/>
+        </w:rPr>
+        <w:t xml:space="preserve">True</w:t>
+      </w:r>
+      <w:r>
+        <w:rPr>
+          <w:rStyle w:val="NormalTok"/>
+        </w:rPr>
+        <w:t xml:space="preserve">:</w:t>
+      </w:r>
+      <w:r>
+        <w:br/>
+      </w:r>
+      <w:r>
+        <w:rPr>
+          <w:rStyle w:val="NormalTok"/>
+        </w:rPr>
+        <w:t xml:space="preserve">        key </w:t>
+      </w:r>
+      <w:r>
+        <w:rPr>
+          <w:rStyle w:val="OperatorTok"/>
+        </w:rPr>
+        <w:t xml:space="preserve">=</w:t>
+      </w:r>
+      <w:r>
+        <w:rPr>
+          <w:rStyle w:val="NormalTok"/>
+        </w:rPr>
+        <w:t xml:space="preserve"> </w:t>
+      </w:r>
+      <w:r>
+        <w:rPr>
+          <w:rStyle w:val="KeywordTok"/>
+        </w:rPr>
+        <w:t xml:space="preserve">lambda</w:t>
+      </w:r>
+      <w:r>
+        <w:rPr>
+          <w:rStyle w:val="NormalTok"/>
+        </w:rPr>
+        <w:t xml:space="preserve"> i: (rank[i], rank[i </w:t>
+      </w:r>
+      <w:r>
+        <w:rPr>
+          <w:rStyle w:val="OperatorTok"/>
+        </w:rPr>
+        <w:t xml:space="preserve">+</w:t>
+      </w:r>
+      <w:r>
+        <w:rPr>
+          <w:rStyle w:val="NormalTok"/>
+        </w:rPr>
+        <w:t xml:space="preserve"> k] </w:t>
+      </w:r>
+      <w:r>
+        <w:rPr>
+          <w:rStyle w:val="ControlFlowTok"/>
+        </w:rPr>
+        <w:t xml:space="preserve">if</w:t>
+      </w:r>
+      <w:r>
+        <w:rPr>
+          <w:rStyle w:val="NormalTok"/>
+        </w:rPr>
+        <w:t xml:space="preserve"> i </w:t>
+      </w:r>
+      <w:r>
+        <w:rPr>
+          <w:rStyle w:val="OperatorTok"/>
+        </w:rPr>
+        <w:t xml:space="preserve">+</w:t>
+      </w:r>
+      <w:r>
+        <w:rPr>
+          <w:rStyle w:val="NormalTok"/>
+        </w:rPr>
+        <w:t xml:space="preserve"> k </w:t>
+      </w:r>
+      <w:r>
+        <w:rPr>
+          <w:rStyle w:val="OperatorTok"/>
+        </w:rPr>
+        <w:t xml:space="preserve">&lt;</w:t>
+      </w:r>
+      <w:r>
+        <w:rPr>
+          <w:rStyle w:val="NormalTok"/>
+        </w:rPr>
+        <w:t xml:space="preserve"> n </w:t>
+      </w:r>
+      <w:r>
+        <w:rPr>
+          <w:rStyle w:val="ControlFlowTok"/>
+        </w:rPr>
+        <w:t xml:space="preserve">else</w:t>
+      </w:r>
+      <w:r>
+        <w:rPr>
+          <w:rStyle w:val="NormalTok"/>
+        </w:rPr>
+        <w:t xml:space="preserve"> </w:t>
+      </w:r>
+      <w:r>
+        <w:rPr>
+          <w:rStyle w:val="OperatorTok"/>
+        </w:rPr>
+        <w:t xml:space="preserve">-</w:t>
+      </w:r>
+      <w:r>
+        <w:rPr>
+          <w:rStyle w:val="DecValTok"/>
+        </w:rPr>
+        <w:t xml:space="preserve">1</w:t>
+      </w:r>
+      <w:r>
+        <w:rPr>
+          <w:rStyle w:val="NormalTok"/>
+        </w:rPr>
+        <w:t xml:space="preserve">)</w:t>
+      </w:r>
+      <w:r>
+        <w:br/>
+      </w:r>
+      <w:r>
+        <w:rPr>
+          <w:rStyle w:val="NormalTok"/>
+        </w:rPr>
+        <w:t xml:space="preserve">        order.sort(key</w:t>
+      </w:r>
+      <w:r>
+        <w:rPr>
+          <w:rStyle w:val="OperatorTok"/>
+        </w:rPr>
+        <w:t xml:space="preserve">=</w:t>
+      </w:r>
+      <w:r>
+        <w:rPr>
+          <w:rStyle w:val="NormalTok"/>
+        </w:rPr>
+        <w:t xml:space="preserve">key)</w:t>
+      </w:r>
+      <w:r>
+        <w:br/>
+      </w:r>
+      <w:r>
+        <w:rPr>
+          <w:rStyle w:val="NormalTok"/>
+        </w:rPr>
+        <w:t xml:space="preserve">        new_rank </w:t>
+      </w:r>
+      <w:r>
+        <w:rPr>
+          <w:rStyle w:val="OperatorTok"/>
+        </w:rPr>
+        <w:t xml:space="preserve">=</w:t>
+      </w:r>
+      <w:r>
+        <w:rPr>
+          <w:rStyle w:val="NormalTok"/>
+        </w:rPr>
+        <w:t xml:space="preserve"> [</w:t>
+      </w:r>
+      <w:r>
+        <w:rPr>
+          <w:rStyle w:val="DecValTok"/>
+        </w:rPr>
+        <w:t xml:space="preserve">0</w:t>
+      </w:r>
+      <w:r>
+        <w:rPr>
+          <w:rStyle w:val="NormalTok"/>
+        </w:rPr>
+        <w:t xml:space="preserve">] </w:t>
+      </w:r>
+      <w:r>
+        <w:rPr>
+          <w:rStyle w:val="OperatorTok"/>
+        </w:rPr>
+        <w:t xml:space="preserve">*</w:t>
+      </w:r>
+      <w:r>
+        <w:rPr>
+          <w:rStyle w:val="NormalTok"/>
+        </w:rPr>
+        <w:t xml:space="preserve"> n</w:t>
+      </w:r>
+      <w:r>
+        <w:br/>
+      </w:r>
+      <w:r>
+        <w:rPr>
+          <w:rStyle w:val="NormalTok"/>
+        </w:rPr>
+        <w:t xml:space="preserve">        </w:t>
+      </w:r>
+      <w:r>
+        <w:rPr>
+          <w:rStyle w:val="ControlFlowTok"/>
+        </w:rPr>
+        <w:t xml:space="preserve">for</w:t>
+      </w:r>
+      <w:r>
+        <w:rPr>
+          <w:rStyle w:val="NormalTok"/>
+        </w:rPr>
+        <w:t xml:space="preserve"> a, b </w:t>
+      </w:r>
+      <w:r>
+        <w:rPr>
+          <w:rStyle w:val="KeywordTok"/>
+        </w:rPr>
+        <w:t xml:space="preserve">in</w:t>
+      </w:r>
+      <w:r>
+        <w:rPr>
+          <w:rStyle w:val="NormalTok"/>
+        </w:rPr>
+        <w:t xml:space="preserve"> </w:t>
+      </w:r>
+      <w:r>
+        <w:rPr>
+          <w:rStyle w:val="BuiltInTok"/>
+        </w:rPr>
+        <w:t xml:space="preserve">zip</w:t>
+      </w:r>
+      <w:r>
+        <w:rPr>
+          <w:rStyle w:val="NormalTok"/>
+        </w:rPr>
+        <w:t xml:space="preserve">(order, order[</w:t>
+      </w:r>
+      <w:r>
+        <w:rPr>
+          <w:rStyle w:val="DecValTok"/>
+        </w:rPr>
+        <w:t xml:space="preserve">1</w:t>
+      </w:r>
+      <w:r>
+        <w:rPr>
+          <w:rStyle w:val="NormalTok"/>
+        </w:rPr>
+        <w:t xml:space="preserve">:]):</w:t>
+      </w:r>
+      <w:r>
+        <w:br/>
+      </w:r>
+      <w:r>
+        <w:rPr>
+          <w:rStyle w:val="NormalTok"/>
+        </w:rPr>
+        <w:t xml:space="preserve">            new_rank[b] </w:t>
+      </w:r>
+      <w:r>
+        <w:rPr>
+          <w:rStyle w:val="OperatorTok"/>
+        </w:rPr>
+        <w:t xml:space="preserve">=</w:t>
+      </w:r>
+      <w:r>
+        <w:rPr>
+          <w:rStyle w:val="NormalTok"/>
+        </w:rPr>
+        <w:t xml:space="preserve"> new_rank[a] </w:t>
+      </w:r>
+      <w:r>
+        <w:rPr>
+          <w:rStyle w:val="OperatorTok"/>
+        </w:rPr>
+        <w:t xml:space="preserve">+</w:t>
+      </w:r>
+      <w:r>
+        <w:rPr>
+          <w:rStyle w:val="NormalTok"/>
+        </w:rPr>
+        <w:t xml:space="preserve"> (</w:t>
+      </w:r>
+      <w:r>
+        <w:rPr>
+          <w:rStyle w:val="DecValTok"/>
+        </w:rPr>
+        <w:t xml:space="preserve">1</w:t>
+      </w:r>
+      <w:r>
+        <w:rPr>
+          <w:rStyle w:val="NormalTok"/>
+        </w:rPr>
+        <w:t xml:space="preserve"> </w:t>
+      </w:r>
+      <w:r>
+        <w:rPr>
+          <w:rStyle w:val="ControlFlowTok"/>
+        </w:rPr>
+        <w:t xml:space="preserve">if</w:t>
+      </w:r>
+      <w:r>
+        <w:rPr>
+          <w:rStyle w:val="NormalTok"/>
+        </w:rPr>
+        <w:t xml:space="preserve"> key(a) </w:t>
+      </w:r>
+      <w:r>
+        <w:rPr>
+          <w:rStyle w:val="OperatorTok"/>
+        </w:rPr>
+        <w:t xml:space="preserve">!=</w:t>
+      </w:r>
+      <w:r>
+        <w:rPr>
+          <w:rStyle w:val="NormalTok"/>
+        </w:rPr>
+        <w:t xml:space="preserve"> key(b) </w:t>
+      </w:r>
+      <w:r>
+        <w:rPr>
+          <w:rStyle w:val="ControlFlowTok"/>
+        </w:rPr>
+        <w:t xml:space="preserve">else</w:t>
+      </w:r>
+      <w:r>
+        <w:rPr>
+          <w:rStyle w:val="NormalTok"/>
+        </w:rPr>
+        <w:t xml:space="preserve"> </w:t>
+      </w:r>
+      <w:r>
+        <w:rPr>
+          <w:rStyle w:val="DecValTok"/>
+        </w:rPr>
+        <w:t xml:space="preserve">0</w:t>
+      </w:r>
+      <w:r>
+        <w:rPr>
+          <w:rStyle w:val="NormalTok"/>
+        </w:rPr>
+        <w:t xml:space="preserve">)</w:t>
+      </w:r>
+      <w:r>
+        <w:br/>
+      </w:r>
+      <w:r>
+        <w:rPr>
+          <w:rStyle w:val="NormalTok"/>
+        </w:rPr>
+        <w:t xml:space="preserve">        rank </w:t>
+      </w:r>
+      <w:r>
+        <w:rPr>
+          <w:rStyle w:val="OperatorTok"/>
+        </w:rPr>
+        <w:t xml:space="preserve">=</w:t>
+      </w:r>
+      <w:r>
+        <w:rPr>
+          <w:rStyle w:val="NormalTok"/>
+        </w:rPr>
+        <w:t xml:space="preserve"> new_rank</w:t>
+      </w:r>
+      <w:r>
+        <w:br/>
+      </w:r>
+      <w:r>
+        <w:rPr>
+          <w:rStyle w:val="NormalTok"/>
+        </w:rPr>
+        <w:t xml:space="preserve">        </w:t>
+      </w:r>
+      <w:r>
+        <w:rPr>
+          <w:rStyle w:val="ControlFlowTok"/>
+        </w:rPr>
+        <w:t xml:space="preserve">if</w:t>
+      </w:r>
+      <w:r>
+        <w:rPr>
+          <w:rStyle w:val="NormalTok"/>
+        </w:rPr>
+        <w:t xml:space="preserve"> rank[order[</w:t>
+      </w:r>
+      <w:r>
+        <w:rPr>
+          <w:rStyle w:val="OperatorTok"/>
+        </w:rPr>
+        <w:t xml:space="preserve">-</w:t>
+      </w:r>
+      <w:r>
+        <w:rPr>
+          <w:rStyle w:val="DecValTok"/>
+        </w:rPr>
+        <w:t xml:space="preserve">1</w:t>
+      </w:r>
+      <w:r>
+        <w:rPr>
+          <w:rStyle w:val="NormalTok"/>
+        </w:rPr>
+        <w:t xml:space="preserve">]] </w:t>
+      </w:r>
+      <w:r>
+        <w:rPr>
+          <w:rStyle w:val="OperatorTok"/>
+        </w:rPr>
+        <w:t xml:space="preserve">==</w:t>
+      </w:r>
+      <w:r>
+        <w:rPr>
+          <w:rStyle w:val="NormalTok"/>
+        </w:rPr>
+        <w:t xml:space="preserve"> n </w:t>
+      </w:r>
+      <w:r>
+        <w:rPr>
+          <w:rStyle w:val="OperatorTok"/>
+        </w:rPr>
+        <w:t xml:space="preserve">-</w:t>
+      </w:r>
+      <w:r>
+        <w:rPr>
+          <w:rStyle w:val="NormalTok"/>
+        </w:rPr>
+        <w:t xml:space="preserve"> </w:t>
+      </w:r>
+      <w:r>
+        <w:rPr>
+          <w:rStyle w:val="DecValTok"/>
+        </w:rPr>
+        <w:t xml:space="preserve">1</w:t>
+      </w:r>
+      <w:r>
+        <w:rPr>
+          <w:rStyle w:val="NormalTok"/>
+        </w:rPr>
+        <w:t xml:space="preserve">:  </w:t>
+      </w:r>
+      <w:r>
+        <w:rPr>
+          <w:rStyle w:val="CommentTok"/>
+        </w:rPr>
+        <w:t xml:space="preserve"># every suffix has its own rank: done</w:t>
+      </w:r>
+      <w:r>
+        <w:br/>
+      </w:r>
+      <w:r>
+        <w:rPr>
+          <w:rStyle w:val="NormalTok"/>
+        </w:rPr>
+        <w:t xml:space="preserve">            </w:t>
+      </w:r>
+      <w:r>
+        <w:rPr>
+          <w:rStyle w:val="ControlFlowTok"/>
+        </w:rPr>
+        <w:t xml:space="preserve">return</w:t>
+      </w:r>
+      <w:r>
+        <w:rPr>
+          <w:rStyle w:val="NormalTok"/>
+        </w:rPr>
+        <w:t xml:space="preserve"> order</w:t>
+      </w:r>
+      <w:r>
+        <w:br/>
+      </w:r>
+      <w:r>
+        <w:rPr>
+          <w:rStyle w:val="NormalTok"/>
+        </w:rPr>
+        <w:t xml:space="preserve">        k </w:t>
+      </w:r>
+      <w:r>
+        <w:rPr>
+          <w:rStyle w:val="OperatorTok"/>
+        </w:rPr>
+        <w:t xml:space="preserve">*=</w:t>
+      </w:r>
+      <w:r>
+        <w:rPr>
+          <w:rStyle w:val="NormalTok"/>
+        </w:rPr>
+        <w:t xml:space="preserve"> </w:t>
+      </w:r>
+      <w:r>
+        <w:rPr>
+          <w:rStyle w:val="DecValTok"/>
+        </w:rPr>
+        <w:t xml:space="preserve">2</w:t>
+      </w:r>
+      <w:r>
+        <w:br/>
+      </w:r>
+      <w:r>
+        <w:br/>
+      </w:r>
+      <w:r>
+        <w:br/>
+      </w:r>
+      <w:r>
+        <w:rPr>
+          <w:rStyle w:val="KeywordTok"/>
+        </w:rPr>
+        <w:t xml:space="preserve">def</w:t>
+      </w:r>
+      <w:r>
+        <w:rPr>
+          <w:rStyle w:val="NormalTok"/>
+        </w:rPr>
+        <w:t xml:space="preserve"> bwt_encode(seq):</w:t>
+      </w:r>
+      <w:r>
+        <w:br/>
+      </w:r>
+      <w:r>
+        <w:rPr>
+          <w:rStyle w:val="NormalTok"/>
+        </w:rPr>
+        <w:t xml:space="preserve">    text </w:t>
+      </w:r>
+      <w:r>
+        <w:rPr>
+          <w:rStyle w:val="OperatorTok"/>
+        </w:rPr>
+        <w:t xml:space="preserve">=</w:t>
+      </w:r>
+      <w:r>
+        <w:rPr>
+          <w:rStyle w:val="NormalTok"/>
+        </w:rPr>
+        <w:t xml:space="preserve"> seq </w:t>
+      </w:r>
+      <w:r>
+        <w:rPr>
+          <w:rStyle w:val="OperatorTok"/>
+        </w:rPr>
+        <w:t xml:space="preserve">+</w:t>
+      </w:r>
+      <w:r>
+        <w:rPr>
+          <w:rStyle w:val="NormalTok"/>
+        </w:rPr>
+        <w:t xml:space="preserve"> </w:t>
+      </w:r>
+      <w:r>
+        <w:rPr>
+          <w:rStyle w:val="StringTok"/>
+        </w:rPr>
+        <w:t xml:space="preserve">"$"</w:t>
+      </w:r>
+      <w:r>
+        <w:br/>
+      </w:r>
+      <w:r>
+        <w:rPr>
+          <w:rStyle w:val="NormalTok"/>
+        </w:rPr>
+        <w:t xml:space="preserve">    </w:t>
+      </w:r>
+      <w:r>
+        <w:rPr>
+          <w:rStyle w:val="CommentTok"/>
+        </w:rPr>
+        <w:t xml:space="preserve"># Sorting all rotations of text is the same as sorting its suffixes,</w:t>
+      </w:r>
+      <w:r>
+        <w:br/>
+      </w:r>
+      <w:r>
+        <w:rPr>
+          <w:rStyle w:val="NormalTok"/>
+        </w:rPr>
+        <w:t xml:space="preserve">    </w:t>
+      </w:r>
+      <w:r>
+        <w:rPr>
+          <w:rStyle w:val="CommentTok"/>
+        </w:rPr>
+        <w:t xml:space="preserve"># because "$" is unique and smaller than A/C/G/T.</w:t>
+      </w:r>
+      <w:r>
+        <w:br/>
+      </w:r>
+      <w:r>
+        <w:rPr>
+          <w:rStyle w:val="NormalTok"/>
+        </w:rPr>
+        <w:t xml:space="preserve">    order </w:t>
+      </w:r>
+      <w:r>
+        <w:rPr>
+          <w:rStyle w:val="OperatorTok"/>
+        </w:rPr>
+        <w:t xml:space="preserve">=</w:t>
+      </w:r>
+      <w:r>
+        <w:rPr>
+          <w:rStyle w:val="NormalTok"/>
+        </w:rPr>
+        <w:t xml:space="preserve"> suffix_array(text)</w:t>
+      </w:r>
+      <w:r>
+        <w:br/>
+      </w:r>
+      <w:r>
+        <w:rPr>
+          <w:rStyle w:val="NormalTok"/>
+        </w:rPr>
+        <w:t xml:space="preserve">    </w:t>
+      </w:r>
+      <w:r>
+        <w:rPr>
+          <w:rStyle w:val="CommentTok"/>
+        </w:rPr>
+        <w:t xml:space="preserve"># the last letter of the rotation starting at i is text[i - 1]</w:t>
+      </w:r>
+      <w:r>
+        <w:br/>
+      </w:r>
+      <w:r>
+        <w:rPr>
+          <w:rStyle w:val="NormalTok"/>
+        </w:rPr>
+        <w:t xml:space="preserve">    </w:t>
+      </w:r>
+      <w:r>
+        <w:rPr>
+          <w:rStyle w:val="ControlFlowTok"/>
+        </w:rPr>
+        <w:t xml:space="preserve">return</w:t>
+      </w:r>
+      <w:r>
+        <w:rPr>
+          <w:rStyle w:val="NormalTok"/>
+        </w:rPr>
+        <w:t xml:space="preserve"> </w:t>
+      </w:r>
+      <w:r>
+        <w:rPr>
+          <w:rStyle w:val="StringTok"/>
+        </w:rPr>
+        <w:t xml:space="preserve">""</w:t>
+      </w:r>
+      <w:r>
+        <w:rPr>
+          <w:rStyle w:val="NormalTok"/>
+        </w:rPr>
+        <w:t xml:space="preserve">.join(text[i </w:t>
+      </w:r>
+      <w:r>
+        <w:rPr>
+          <w:rStyle w:val="OperatorTok"/>
+        </w:rPr>
+        <w:t xml:space="preserve">-</w:t>
+      </w:r>
+      <w:r>
+        <w:rPr>
+          <w:rStyle w:val="NormalTok"/>
+        </w:rPr>
+        <w:t xml:space="preserve"> </w:t>
+      </w:r>
+      <w:r>
+        <w:rPr>
+          <w:rStyle w:val="DecValTok"/>
+        </w:rPr>
+        <w:t xml:space="preserve">1</w:t>
+      </w:r>
+      <w:r>
+        <w:rPr>
+          <w:rStyle w:val="NormalTok"/>
+        </w:rPr>
+        <w:t xml:space="preserve">] </w:t>
+      </w:r>
+      <w:r>
+        <w:rPr>
+          <w:rStyle w:val="ControlFlowTok"/>
+        </w:rPr>
+        <w:t xml:space="preserve">for</w:t>
+      </w:r>
+      <w:r>
+        <w:rPr>
+          <w:rStyle w:val="NormalTok"/>
+        </w:rPr>
+        <w:t xml:space="preserve"> i </w:t>
+      </w:r>
+      <w:r>
+        <w:rPr>
+          <w:rStyle w:val="KeywordTok"/>
+        </w:rPr>
+        <w:t xml:space="preserve">in</w:t>
+      </w:r>
+      <w:r>
+        <w:rPr>
+          <w:rStyle w:val="NormalTok"/>
+        </w:rPr>
+        <w:t xml:space="preserve"> order)</w:t>
       </w:r>
     </w:p>
     <w:p>
       <w:pPr>
-        <w:pStyle w:val="BodyText"/>
-      </w:pPr>
-      <w:r>
-        <w:rPr>
-          <w:bCs/>
-          <w:b/>
-        </w:rPr>
-        <w:t xml:space="preserve">Output on</w:t>
-      </w:r>
-      <w:r>
-        <w:rPr>
-          <w:bCs/>
-          <w:b/>
-        </w:rPr>
-        <w:t xml:space="preserve"> </w:t>
-      </w:r>
-      <w:r>
-        <w:rPr>
-          <w:rStyle w:val="VerbatimChar"/>
-          <w:bCs/>
-          <w:b/>
+        <w:pStyle w:val="FirstParagraph"/>
+      </w:pPr>
+      <w:r>
+        <w:t xml:space="preserve">To encode, I add</w:t>
+      </w:r>
+      <w:r>
+        <w:t xml:space="preserve"> </w:t>
+      </w:r>
+      <w:r>
+        <w:rPr>
+          <w:rStyle w:val="VerbatimChar"/>
+        </w:rPr>
+        <w:t xml:space="preserve">$</w:t>
+      </w:r>
+      <w:r>
+        <w:t xml:space="preserve"> </w:t>
+      </w:r>
+      <w:r>
+        <w:t xml:space="preserve">to the end of the sequence, sort all its rotations, and</w:t>
+      </w:r>
+      <w:r>
+        <w:t xml:space="preserve"> </w:t>
+      </w:r>
+      <w:r>
+        <w:t xml:space="preserve">take the last letter of each rotation. Sorting the rotations is the same as</w:t>
+      </w:r>
+      <w:r>
+        <w:t xml:space="preserve"> </w:t>
+      </w:r>
+      <w:r>
+        <w:t xml:space="preserve">sorting the suffixes, so</w:t>
+      </w:r>
+      <w:r>
+        <w:t xml:space="preserve"> </w:t>
+      </w:r>
+      <w:r>
+        <w:rPr>
+          <w:rStyle w:val="VerbatimChar"/>
+        </w:rPr>
+        <w:t xml:space="preserve">suffix_array</w:t>
+      </w:r>
+      <w:r>
+        <w:t xml:space="preserve"> </w:t>
+      </w:r>
+      <w:r>
+        <w:t xml:space="preserve">sorts the suffix start positions</w:t>
+      </w:r>
+      <w:r>
+        <w:t xml:space="preserve"> </w:t>
+      </w:r>
+      <w:r>
+        <w:t xml:space="preserve">instead of building every rotation. That keeps memory low for the 30 kb genome.</w:t>
+      </w:r>
+    </w:p>
+    <w:bookmarkEnd w:id="42"/>
+    <w:bookmarkStart w:id="43" w:name="aii-output-on-dataq4input1.fa"/>
+    <w:p>
+      <w:pPr>
+        <w:pStyle w:val="Heading4"/>
+      </w:pPr>
+      <w:r>
+        <w:t xml:space="preserve">4(a)(ii) Output on</w:t>
+      </w:r>
+      <w:r>
+        <w:t xml:space="preserve"> </w:t>
+      </w:r>
+      <w:r>
+        <w:rPr>
+          <w:rStyle w:val="VerbatimChar"/>
         </w:rPr>
         <w:t xml:space="preserve">data/Q4/input1.fa</w:t>
-      </w:r>
-      <w:r>
-        <w:rPr>
-          <w:bCs/>
-          <w:b/>
-        </w:rPr>
-        <w:t xml:space="preserve">:</w:t>
       </w:r>
     </w:p>
     <w:p>
@@ -8203,527 +7449,1357 @@
         </w:tc>
       </w:tr>
     </w:tbl>
+    <w:bookmarkEnd w:id="43"/>
+    <w:bookmarkStart w:id="44" w:name="Xc5d8c58e688277b9ddb5380281475fd980bce74"/>
     <w:p>
       <w:pPr>
-        <w:pStyle w:val="BodyText"/>
+        <w:pStyle w:val="Heading4"/>
+      </w:pPr>
+      <w:r>
+        <w:t xml:space="preserve">4(a)(iii) Output on</w:t>
+      </w:r>
+      <w:r>
+        <w:t xml:space="preserve"> </w:t>
+      </w:r>
+      <w:r>
+        <w:rPr>
+          <w:rStyle w:val="VerbatimChar"/>
+        </w:rPr>
+        <w:t xml:space="preserve">data/Q4/input2.fa</w:t>
+      </w:r>
+      <w:r>
+        <w:t xml:space="preserve"> </w:t>
+      </w:r>
+      <w:r>
+        <w:t xml:space="preserve">(first 50 symbols), and what I find</w:t>
+      </w:r>
+    </w:p>
+    <w:p>
+      <w:pPr>
+        <w:pStyle w:val="SourceCode"/>
+      </w:pPr>
+      <w:r>
+        <w:rPr>
+          <w:rStyle w:val="VerbatimChar"/>
+        </w:rPr>
+        <w:t xml:space="preserve">$ python3 src/bwt.py encode data/Q4/input2.fa | cut -c1-50</w:t>
+      </w:r>
+      <w:r>
+        <w:br/>
+      </w:r>
+      <w:r>
+        <w:rPr>
+          <w:rStyle w:val="VerbatimChar"/>
+        </w:rPr>
+        <w:t xml:space="preserve">AAAAAAAAAAAAAAAAAAAAAAAAAAAAAAAAACTGTCTTCTTTCCTTGG</w:t>
+      </w:r>
+    </w:p>
+    <w:p>
+      <w:pPr>
+        <w:pStyle w:val="FirstParagraph"/>
       </w:pPr>
       <w:r>
         <w:rPr>
           <w:bCs/>
           <w:b/>
         </w:rPr>
-        <w:t xml:space="preserve">Output on</w:t>
-      </w:r>
+        <w:t xml:space="preserve">What I find:</w:t>
+      </w:r>
+      <w:r>
+        <w:t xml:space="preserve"> </w:t>
+      </w:r>
+      <w:r>
+        <w:t xml:space="preserve">input2 is the SARS-CoV-2 genome, and its BWT starts with</w:t>
+      </w:r>
+      <w:r>
+        <w:t xml:space="preserve"> </w:t>
+      </w:r>
+      <w:r>
+        <w:t xml:space="preserve">33 A’s in a row. That’s because the genome ends with a poly-A tail of 33 A’s.</w:t>
+      </w:r>
+      <w:r>
+        <w:t xml:space="preserve"> </w:t>
+      </w:r>
+      <w:r>
+        <w:t xml:space="preserve">After the</w:t>
+      </w:r>
+      <w:r>
+        <w:t xml:space="preserve"> </w:t>
+      </w:r>
+      <w:r>
+        <w:rPr>
+          <w:rStyle w:val="VerbatimChar"/>
+        </w:rPr>
+        <w:t xml:space="preserve">$</w:t>
+      </w:r>
+      <w:r>
+        <w:t xml:space="preserve"> </w:t>
+      </w:r>
+      <w:r>
+        <w:t xml:space="preserve">row, the next rotations in sorted order are</w:t>
+      </w:r>
+      <w:r>
+        <w:t xml:space="preserve"> </w:t>
+      </w:r>
+      <w:r>
+        <w:rPr>
+          <w:rStyle w:val="VerbatimChar"/>
+        </w:rPr>
+        <w:t xml:space="preserve">A$…</w:t>
+      </w:r>
+      <w:r>
+        <w:t xml:space="preserve">,</w:t>
+      </w:r>
+      <w:r>
+        <w:t xml:space="preserve"> </w:t>
+      </w:r>
+      <w:r>
+        <w:rPr>
+          <w:rStyle w:val="VerbatimChar"/>
+        </w:rPr>
+        <w:t xml:space="preserve">AA$…</w:t>
+      </w:r>
+      <w:r>
+        <w:t xml:space="preserve">,</w:t>
+      </w:r>
+      <w:r>
+        <w:t xml:space="preserve"> </w:t>
+      </w:r>
+      <w:r>
+        <w:rPr>
+          <w:rStyle w:val="VerbatimChar"/>
+        </w:rPr>
+        <w:t xml:space="preserve">AAA$…</w:t>
+      </w:r>
+      <w:r>
+        <w:t xml:space="preserve"> </w:t>
+      </w:r>
+      <w:r>
+        <w:t xml:space="preserve">and so on, all starting inside that tail. Each of them is preceded by</w:t>
+      </w:r>
+      <w:r>
+        <w:t xml:space="preserve"> </w:t>
+      </w:r>
+      <w:r>
+        <w:t xml:space="preserve">another A, so their last letters are all A. The run stops at the rotation</w:t>
+      </w:r>
+      <w:r>
+        <w:t xml:space="preserve"> </w:t>
+      </w:r>
+      <w:r>
+        <w:t xml:space="preserve">that starts with the whole tail, which is preceded by a C.</w:t>
+      </w:r>
+    </w:p>
+    <w:p>
+      <w:pPr>
+        <w:pStyle w:val="BodyText"/>
+      </w:pPr>
+      <w:r>
+        <w:t xml:space="preserve">This is the key property of the BWT. Rotations that start with the same</w:t>
+      </w:r>
+      <w:r>
+        <w:t xml:space="preserve"> </w:t>
+      </w:r>
+      <w:r>
+        <w:t xml:space="preserve">letters end up next to each other, and they are often preceded by the same</w:t>
+      </w:r>
+      <w:r>
+        <w:t xml:space="preserve"> </w:t>
+      </w:r>
+      <w:r>
+        <w:t xml:space="preserve">letter too. So the BWT groups identical letters into runs. That is why it</w:t>
+      </w:r>
+      <w:r>
+        <w:t xml:space="preserve"> </w:t>
+      </w:r>
+      <w:r>
+        <w:t xml:space="preserve">compresses well, and why it is useful for searching.</w:t>
+      </w:r>
+    </w:p>
+    <w:bookmarkEnd w:id="44"/>
+    <w:bookmarkEnd w:id="45"/>
+    <w:bookmarkStart w:id="49" w:name="b-the-bwt-decoder"/>
+    <w:p>
+      <w:pPr>
+        <w:pStyle w:val="Heading3"/>
+      </w:pPr>
+      <w:r>
+        <w:t xml:space="preserve">4(b) The BWT decoder</w:t>
+      </w:r>
+    </w:p>
+    <w:bookmarkStart w:id="46" w:name="bi-source-code"/>
+    <w:p>
+      <w:pPr>
+        <w:pStyle w:val="Heading4"/>
+      </w:pPr>
+      <w:r>
+        <w:t xml:space="preserve">4(b)(i) Source code</w:t>
+      </w:r>
+    </w:p>
+    <w:p>
+      <w:pPr>
+        <w:pStyle w:val="FirstParagraph"/>
+      </w:pPr>
+      <w:r>
+        <w:t xml:space="preserve">The decoder part of</w:t>
+      </w:r>
+      <w:r>
+        <w:t xml:space="preserve"> </w:t>
+      </w:r>
+      <w:r>
+        <w:rPr>
+          <w:rStyle w:val="VerbatimChar"/>
+        </w:rPr>
+        <w:t xml:space="preserve">src/bwt.py</w:t>
+      </w:r>
+      <w:r>
+        <w:t xml:space="preserve"> </w:t>
+      </w:r>
+      <w:r>
+        <w:t xml:space="preserve">(it uses</w:t>
+      </w:r>
+      <w:r>
+        <w:t xml:space="preserve"> </w:t>
+      </w:r>
+      <w:r>
+        <w:rPr>
+          <w:rStyle w:val="VerbatimChar"/>
+        </w:rPr>
+        <w:t xml:space="preserve">read_fasta</w:t>
+      </w:r>
+      <w:r>
+        <w:t xml:space="preserve"> </w:t>
+      </w:r>
+      <w:r>
+        <w:t xml:space="preserve">and</w:t>
+      </w:r>
+      <w:r>
+        <w:t xml:space="preserve"> </w:t>
+      </w:r>
+      <w:r>
+        <w:rPr>
+          <w:rStyle w:val="VerbatimChar"/>
+        </w:rPr>
+        <w:t xml:space="preserve">bwt_encode</w:t>
+      </w:r>
+      <w:r>
+        <w:t xml:space="preserve"> </w:t>
+      </w:r>
+      <w:r>
+        <w:t xml:space="preserve">from 4(a)(i) when run as a script):</w:t>
+      </w:r>
+    </w:p>
+    <w:p>
+      <w:pPr>
+        <w:pStyle w:val="SourceCode"/>
+      </w:pPr>
+      <w:r>
+        <w:rPr>
+          <w:rStyle w:val="KeywordTok"/>
+        </w:rPr>
+        <w:t xml:space="preserve">def</w:t>
+      </w:r>
+      <w:r>
+        <w:rPr>
+          <w:rStyle w:val="NormalTok"/>
+        </w:rPr>
+        <w:t xml:space="preserve"> bwt_decode(bwt):</w:t>
+      </w:r>
+      <w:r>
+        <w:br/>
+      </w:r>
+      <w:r>
+        <w:rPr>
+          <w:rStyle w:val="NormalTok"/>
+        </w:rPr>
+        <w:t xml:space="preserve">    </w:t>
+      </w:r>
+      <w:r>
+        <w:rPr>
+          <w:rStyle w:val="CommentTok"/>
+        </w:rPr>
+        <w:t xml:space="preserve"># first column F = sorted(bwt); first[c] = row where c first appears in F</w:t>
+      </w:r>
+      <w:r>
+        <w:br/>
+      </w:r>
+      <w:r>
+        <w:rPr>
+          <w:rStyle w:val="NormalTok"/>
+        </w:rPr>
+        <w:t xml:space="preserve">    first </w:t>
+      </w:r>
+      <w:r>
+        <w:rPr>
+          <w:rStyle w:val="OperatorTok"/>
+        </w:rPr>
+        <w:t xml:space="preserve">=</w:t>
+      </w:r>
+      <w:r>
+        <w:rPr>
+          <w:rStyle w:val="NormalTok"/>
+        </w:rPr>
+        <w:t xml:space="preserve"> {}</w:t>
+      </w:r>
+      <w:r>
+        <w:br/>
+      </w:r>
+      <w:r>
+        <w:rPr>
+          <w:rStyle w:val="NormalTok"/>
+        </w:rPr>
+        <w:t xml:space="preserve">    </w:t>
+      </w:r>
+      <w:r>
+        <w:rPr>
+          <w:rStyle w:val="ControlFlowTok"/>
+        </w:rPr>
+        <w:t xml:space="preserve">for</w:t>
+      </w:r>
+      <w:r>
+        <w:rPr>
+          <w:rStyle w:val="NormalTok"/>
+        </w:rPr>
+        <w:t xml:space="preserve"> row, c </w:t>
+      </w:r>
+      <w:r>
+        <w:rPr>
+          <w:rStyle w:val="KeywordTok"/>
+        </w:rPr>
+        <w:t xml:space="preserve">in</w:t>
+      </w:r>
+      <w:r>
+        <w:rPr>
+          <w:rStyle w:val="NormalTok"/>
+        </w:rPr>
+        <w:t xml:space="preserve"> </w:t>
+      </w:r>
+      <w:r>
+        <w:rPr>
+          <w:rStyle w:val="BuiltInTok"/>
+        </w:rPr>
+        <w:t xml:space="preserve">enumerate</w:t>
+      </w:r>
+      <w:r>
+        <w:rPr>
+          <w:rStyle w:val="NormalTok"/>
+        </w:rPr>
+        <w:t xml:space="preserve">(</w:t>
+      </w:r>
+      <w:r>
+        <w:rPr>
+          <w:rStyle w:val="BuiltInTok"/>
+        </w:rPr>
+        <w:t xml:space="preserve">sorted</w:t>
+      </w:r>
+      <w:r>
+        <w:rPr>
+          <w:rStyle w:val="NormalTok"/>
+        </w:rPr>
+        <w:t xml:space="preserve">(bwt)):</w:t>
+      </w:r>
+      <w:r>
+        <w:br/>
+      </w:r>
+      <w:r>
+        <w:rPr>
+          <w:rStyle w:val="NormalTok"/>
+        </w:rPr>
+        <w:t xml:space="preserve">        </w:t>
+      </w:r>
+      <w:r>
+        <w:rPr>
+          <w:rStyle w:val="ControlFlowTok"/>
+        </w:rPr>
+        <w:t xml:space="preserve">if</w:t>
+      </w:r>
+      <w:r>
+        <w:rPr>
+          <w:rStyle w:val="NormalTok"/>
+        </w:rPr>
+        <w:t xml:space="preserve"> c </w:t>
+      </w:r>
+      <w:r>
+        <w:rPr>
+          <w:rStyle w:val="KeywordTok"/>
+        </w:rPr>
+        <w:t xml:space="preserve">not</w:t>
+      </w:r>
+      <w:r>
+        <w:rPr>
+          <w:rStyle w:val="NormalTok"/>
+        </w:rPr>
+        <w:t xml:space="preserve"> </w:t>
+      </w:r>
+      <w:r>
+        <w:rPr>
+          <w:rStyle w:val="KeywordTok"/>
+        </w:rPr>
+        <w:t xml:space="preserve">in</w:t>
+      </w:r>
+      <w:r>
+        <w:rPr>
+          <w:rStyle w:val="NormalTok"/>
+        </w:rPr>
+        <w:t xml:space="preserve"> first:</w:t>
+      </w:r>
+      <w:r>
+        <w:br/>
+      </w:r>
+      <w:r>
+        <w:rPr>
+          <w:rStyle w:val="NormalTok"/>
+        </w:rPr>
+        <w:t xml:space="preserve">            first[c] </w:t>
+      </w:r>
+      <w:r>
+        <w:rPr>
+          <w:rStyle w:val="OperatorTok"/>
+        </w:rPr>
+        <w:t xml:space="preserve">=</w:t>
+      </w:r>
+      <w:r>
+        <w:rPr>
+          <w:rStyle w:val="NormalTok"/>
+        </w:rPr>
+        <w:t xml:space="preserve"> row</w:t>
+      </w:r>
+      <w:r>
+        <w:br/>
+      </w:r>
+      <w:r>
+        <w:rPr>
+          <w:rStyle w:val="NormalTok"/>
+        </w:rPr>
+        <w:t xml:space="preserve">    </w:t>
+      </w:r>
+      <w:r>
+        <w:rPr>
+          <w:rStyle w:val="CommentTok"/>
+        </w:rPr>
+        <w:t xml:space="preserve"># LF mapping: the k-th c in the last column is the k-th c in the first column</w:t>
+      </w:r>
+      <w:r>
+        <w:br/>
+      </w:r>
+      <w:r>
+        <w:rPr>
+          <w:rStyle w:val="NormalTok"/>
+        </w:rPr>
+        <w:t xml:space="preserve">    seen </w:t>
+      </w:r>
+      <w:r>
+        <w:rPr>
+          <w:rStyle w:val="OperatorTok"/>
+        </w:rPr>
+        <w:t xml:space="preserve">=</w:t>
+      </w:r>
+      <w:r>
+        <w:rPr>
+          <w:rStyle w:val="NormalTok"/>
+        </w:rPr>
+        <w:t xml:space="preserve"> {}</w:t>
+      </w:r>
+      <w:r>
+        <w:br/>
+      </w:r>
+      <w:r>
+        <w:rPr>
+          <w:rStyle w:val="NormalTok"/>
+        </w:rPr>
+        <w:t xml:space="preserve">    lf </w:t>
+      </w:r>
+      <w:r>
+        <w:rPr>
+          <w:rStyle w:val="OperatorTok"/>
+        </w:rPr>
+        <w:t xml:space="preserve">=</w:t>
+      </w:r>
+      <w:r>
+        <w:rPr>
+          <w:rStyle w:val="NormalTok"/>
+        </w:rPr>
+        <w:t xml:space="preserve"> []</w:t>
+      </w:r>
+      <w:r>
+        <w:br/>
+      </w:r>
+      <w:r>
+        <w:rPr>
+          <w:rStyle w:val="NormalTok"/>
+        </w:rPr>
+        <w:t xml:space="preserve">    </w:t>
+      </w:r>
+      <w:r>
+        <w:rPr>
+          <w:rStyle w:val="ControlFlowTok"/>
+        </w:rPr>
+        <w:t xml:space="preserve">for</w:t>
+      </w:r>
+      <w:r>
+        <w:rPr>
+          <w:rStyle w:val="NormalTok"/>
+        </w:rPr>
+        <w:t xml:space="preserve"> c </w:t>
+      </w:r>
+      <w:r>
+        <w:rPr>
+          <w:rStyle w:val="KeywordTok"/>
+        </w:rPr>
+        <w:t xml:space="preserve">in</w:t>
+      </w:r>
+      <w:r>
+        <w:rPr>
+          <w:rStyle w:val="NormalTok"/>
+        </w:rPr>
+        <w:t xml:space="preserve"> bwt:</w:t>
+      </w:r>
+      <w:r>
+        <w:br/>
+      </w:r>
+      <w:r>
+        <w:rPr>
+          <w:rStyle w:val="NormalTok"/>
+        </w:rPr>
+        <w:t xml:space="preserve">        lf.append(first[c] </w:t>
+      </w:r>
+      <w:r>
+        <w:rPr>
+          <w:rStyle w:val="OperatorTok"/>
+        </w:rPr>
+        <w:t xml:space="preserve">+</w:t>
+      </w:r>
+      <w:r>
+        <w:rPr>
+          <w:rStyle w:val="NormalTok"/>
+        </w:rPr>
+        <w:t xml:space="preserve"> seen.get(c, </w:t>
+      </w:r>
+      <w:r>
+        <w:rPr>
+          <w:rStyle w:val="DecValTok"/>
+        </w:rPr>
+        <w:t xml:space="preserve">0</w:t>
+      </w:r>
+      <w:r>
+        <w:rPr>
+          <w:rStyle w:val="NormalTok"/>
+        </w:rPr>
+        <w:t xml:space="preserve">))</w:t>
+      </w:r>
+      <w:r>
+        <w:br/>
+      </w:r>
+      <w:r>
+        <w:rPr>
+          <w:rStyle w:val="NormalTok"/>
+        </w:rPr>
+        <w:t xml:space="preserve">        seen[c] </w:t>
+      </w:r>
+      <w:r>
+        <w:rPr>
+          <w:rStyle w:val="OperatorTok"/>
+        </w:rPr>
+        <w:t xml:space="preserve">=</w:t>
+      </w:r>
+      <w:r>
+        <w:rPr>
+          <w:rStyle w:val="NormalTok"/>
+        </w:rPr>
+        <w:t xml:space="preserve"> seen.get(c, </w:t>
+      </w:r>
+      <w:r>
+        <w:rPr>
+          <w:rStyle w:val="DecValTok"/>
+        </w:rPr>
+        <w:t xml:space="preserve">0</w:t>
+      </w:r>
+      <w:r>
+        <w:rPr>
+          <w:rStyle w:val="NormalTok"/>
+        </w:rPr>
+        <w:t xml:space="preserve">) </w:t>
+      </w:r>
+      <w:r>
+        <w:rPr>
+          <w:rStyle w:val="OperatorTok"/>
+        </w:rPr>
+        <w:t xml:space="preserve">+</w:t>
+      </w:r>
+      <w:r>
+        <w:rPr>
+          <w:rStyle w:val="NormalTok"/>
+        </w:rPr>
+        <w:t xml:space="preserve"> </w:t>
+      </w:r>
+      <w:r>
+        <w:rPr>
+          <w:rStyle w:val="DecValTok"/>
+        </w:rPr>
+        <w:t xml:space="preserve">1</w:t>
+      </w:r>
+      <w:r>
+        <w:br/>
+      </w:r>
+      <w:r>
+        <w:rPr>
+          <w:rStyle w:val="NormalTok"/>
+        </w:rPr>
+        <w:t xml:space="preserve">    </w:t>
+      </w:r>
+      <w:r>
+        <w:rPr>
+          <w:rStyle w:val="CommentTok"/>
+        </w:rPr>
+        <w:t xml:space="preserve"># row 0 starts with "$", so bwt[0] is the last base of the sequence;</w:t>
+      </w:r>
+      <w:r>
+        <w:br/>
+      </w:r>
+      <w:r>
+        <w:rPr>
+          <w:rStyle w:val="NormalTok"/>
+        </w:rPr>
+        <w:t xml:space="preserve">    </w:t>
+      </w:r>
+      <w:r>
+        <w:rPr>
+          <w:rStyle w:val="CommentTok"/>
+        </w:rPr>
+        <w:t xml:space="preserve"># following LF walks the sequence backwards</w:t>
+      </w:r>
+      <w:r>
+        <w:br/>
+      </w:r>
+      <w:r>
+        <w:rPr>
+          <w:rStyle w:val="NormalTok"/>
+        </w:rPr>
+        <w:t xml:space="preserve">    seq </w:t>
+      </w:r>
+      <w:r>
+        <w:rPr>
+          <w:rStyle w:val="OperatorTok"/>
+        </w:rPr>
+        <w:t xml:space="preserve">=</w:t>
+      </w:r>
+      <w:r>
+        <w:rPr>
+          <w:rStyle w:val="NormalTok"/>
+        </w:rPr>
+        <w:t xml:space="preserve"> </w:t>
+      </w:r>
+      <w:r>
+        <w:rPr>
+          <w:rStyle w:val="StringTok"/>
+        </w:rPr>
+        <w:t xml:space="preserve">""</w:t>
+      </w:r>
+      <w:r>
+        <w:br/>
+      </w:r>
+      <w:r>
+        <w:rPr>
+          <w:rStyle w:val="NormalTok"/>
+        </w:rPr>
+        <w:t xml:space="preserve">    row </w:t>
+      </w:r>
+      <w:r>
+        <w:rPr>
+          <w:rStyle w:val="OperatorTok"/>
+        </w:rPr>
+        <w:t xml:space="preserve">=</w:t>
+      </w:r>
+      <w:r>
+        <w:rPr>
+          <w:rStyle w:val="NormalTok"/>
+        </w:rPr>
+        <w:t xml:space="preserve"> </w:t>
+      </w:r>
+      <w:r>
+        <w:rPr>
+          <w:rStyle w:val="DecValTok"/>
+        </w:rPr>
+        <w:t xml:space="preserve">0</w:t>
+      </w:r>
+      <w:r>
+        <w:br/>
+      </w:r>
+      <w:r>
+        <w:rPr>
+          <w:rStyle w:val="NormalTok"/>
+        </w:rPr>
+        <w:t xml:space="preserve">    </w:t>
+      </w:r>
+      <w:r>
+        <w:rPr>
+          <w:rStyle w:val="ControlFlowTok"/>
+        </w:rPr>
+        <w:t xml:space="preserve">for</w:t>
+      </w:r>
+      <w:r>
+        <w:rPr>
+          <w:rStyle w:val="NormalTok"/>
+        </w:rPr>
+        <w:t xml:space="preserve"> _ </w:t>
+      </w:r>
+      <w:r>
+        <w:rPr>
+          <w:rStyle w:val="KeywordTok"/>
+        </w:rPr>
+        <w:t xml:space="preserve">in</w:t>
+      </w:r>
+      <w:r>
+        <w:rPr>
+          <w:rStyle w:val="NormalTok"/>
+        </w:rPr>
+        <w:t xml:space="preserve"> </w:t>
+      </w:r>
+      <w:r>
+        <w:rPr>
+          <w:rStyle w:val="BuiltInTok"/>
+        </w:rPr>
+        <w:t xml:space="preserve">range</w:t>
+      </w:r>
+      <w:r>
+        <w:rPr>
+          <w:rStyle w:val="NormalTok"/>
+        </w:rPr>
+        <w:t xml:space="preserve">(</w:t>
+      </w:r>
+      <w:r>
+        <w:rPr>
+          <w:rStyle w:val="BuiltInTok"/>
+        </w:rPr>
+        <w:t xml:space="preserve">len</w:t>
+      </w:r>
+      <w:r>
+        <w:rPr>
+          <w:rStyle w:val="NormalTok"/>
+        </w:rPr>
+        <w:t xml:space="preserve">(bwt) </w:t>
+      </w:r>
+      <w:r>
+        <w:rPr>
+          <w:rStyle w:val="OperatorTok"/>
+        </w:rPr>
+        <w:t xml:space="preserve">-</w:t>
+      </w:r>
+      <w:r>
+        <w:rPr>
+          <w:rStyle w:val="NormalTok"/>
+        </w:rPr>
+        <w:t xml:space="preserve"> </w:t>
+      </w:r>
+      <w:r>
+        <w:rPr>
+          <w:rStyle w:val="DecValTok"/>
+        </w:rPr>
+        <w:t xml:space="preserve">1</w:t>
+      </w:r>
+      <w:r>
+        <w:rPr>
+          <w:rStyle w:val="NormalTok"/>
+        </w:rPr>
+        <w:t xml:space="preserve">):</w:t>
+      </w:r>
+      <w:r>
+        <w:br/>
+      </w:r>
+      <w:r>
+        <w:rPr>
+          <w:rStyle w:val="NormalTok"/>
+        </w:rPr>
+        <w:t xml:space="preserve">        seq </w:t>
+      </w:r>
+      <w:r>
+        <w:rPr>
+          <w:rStyle w:val="OperatorTok"/>
+        </w:rPr>
+        <w:t xml:space="preserve">=</w:t>
+      </w:r>
+      <w:r>
+        <w:rPr>
+          <w:rStyle w:val="NormalTok"/>
+        </w:rPr>
+        <w:t xml:space="preserve"> bwt[row] </w:t>
+      </w:r>
+      <w:r>
+        <w:rPr>
+          <w:rStyle w:val="OperatorTok"/>
+        </w:rPr>
+        <w:t xml:space="preserve">+</w:t>
+      </w:r>
+      <w:r>
+        <w:rPr>
+          <w:rStyle w:val="NormalTok"/>
+        </w:rPr>
+        <w:t xml:space="preserve"> seq</w:t>
+      </w:r>
+      <w:r>
+        <w:br/>
+      </w:r>
+      <w:r>
+        <w:rPr>
+          <w:rStyle w:val="NormalTok"/>
+        </w:rPr>
+        <w:t xml:space="preserve">        row </w:t>
+      </w:r>
+      <w:r>
+        <w:rPr>
+          <w:rStyle w:val="OperatorTok"/>
+        </w:rPr>
+        <w:t xml:space="preserve">=</w:t>
+      </w:r>
+      <w:r>
+        <w:rPr>
+          <w:rStyle w:val="NormalTok"/>
+        </w:rPr>
+        <w:t xml:space="preserve"> lf[row]</w:t>
+      </w:r>
+      <w:r>
+        <w:br/>
+      </w:r>
+      <w:r>
+        <w:rPr>
+          <w:rStyle w:val="NormalTok"/>
+        </w:rPr>
+        <w:t xml:space="preserve">    </w:t>
+      </w:r>
+      <w:r>
+        <w:rPr>
+          <w:rStyle w:val="ControlFlowTok"/>
+        </w:rPr>
+        <w:t xml:space="preserve">return</w:t>
+      </w:r>
+      <w:r>
+        <w:rPr>
+          <w:rStyle w:val="NormalTok"/>
+        </w:rPr>
+        <w:t xml:space="preserve"> seq</w:t>
+      </w:r>
+      <w:r>
+        <w:br/>
+      </w:r>
+      <w:r>
+        <w:br/>
+      </w:r>
+      <w:r>
+        <w:br/>
+      </w:r>
+      <w:r>
+        <w:rPr>
+          <w:rStyle w:val="ControlFlowTok"/>
+        </w:rPr>
+        <w:t xml:space="preserve">if</w:t>
+      </w:r>
+      <w:r>
+        <w:rPr>
+          <w:rStyle w:val="NormalTok"/>
+        </w:rPr>
+        <w:t xml:space="preserve"> </w:t>
+      </w:r>
+      <w:r>
+        <w:rPr>
+          <w:rStyle w:val="VariableTok"/>
+        </w:rPr>
+        <w:t xml:space="preserve">__name__</w:t>
+      </w:r>
+      <w:r>
+        <w:rPr>
+          <w:rStyle w:val="NormalTok"/>
+        </w:rPr>
+        <w:t xml:space="preserve"> </w:t>
+      </w:r>
+      <w:r>
+        <w:rPr>
+          <w:rStyle w:val="OperatorTok"/>
+        </w:rPr>
+        <w:t xml:space="preserve">==</w:t>
+      </w:r>
+      <w:r>
+        <w:rPr>
+          <w:rStyle w:val="NormalTok"/>
+        </w:rPr>
+        <w:t xml:space="preserve"> </w:t>
+      </w:r>
+      <w:r>
+        <w:rPr>
+          <w:rStyle w:val="StringTok"/>
+        </w:rPr>
+        <w:t xml:space="preserve">"__main__"</w:t>
+      </w:r>
+      <w:r>
+        <w:rPr>
+          <w:rStyle w:val="NormalTok"/>
+        </w:rPr>
+        <w:t xml:space="preserve">:</w:t>
+      </w:r>
+      <w:r>
+        <w:br/>
+      </w:r>
+      <w:r>
+        <w:rPr>
+          <w:rStyle w:val="NormalTok"/>
+        </w:rPr>
+        <w:t xml:space="preserve">    mode, path </w:t>
+      </w:r>
+      <w:r>
+        <w:rPr>
+          <w:rStyle w:val="OperatorTok"/>
+        </w:rPr>
+        <w:t xml:space="preserve">=</w:t>
+      </w:r>
+      <w:r>
+        <w:rPr>
+          <w:rStyle w:val="NormalTok"/>
+        </w:rPr>
+        <w:t xml:space="preserve"> sys.argv[</w:t>
+      </w:r>
+      <w:r>
+        <w:rPr>
+          <w:rStyle w:val="DecValTok"/>
+        </w:rPr>
+        <w:t xml:space="preserve">1</w:t>
+      </w:r>
+      <w:r>
+        <w:rPr>
+          <w:rStyle w:val="NormalTok"/>
+        </w:rPr>
+        <w:t xml:space="preserve">], sys.argv[</w:t>
+      </w:r>
+      <w:r>
+        <w:rPr>
+          <w:rStyle w:val="DecValTok"/>
+        </w:rPr>
+        <w:t xml:space="preserve">2</w:t>
+      </w:r>
+      <w:r>
+        <w:rPr>
+          <w:rStyle w:val="NormalTok"/>
+        </w:rPr>
+        <w:t xml:space="preserve">]</w:t>
+      </w:r>
+      <w:r>
+        <w:br/>
+      </w:r>
+      <w:r>
+        <w:rPr>
+          <w:rStyle w:val="NormalTok"/>
+        </w:rPr>
+        <w:t xml:space="preserve">    </w:t>
+      </w:r>
+      <w:r>
+        <w:rPr>
+          <w:rStyle w:val="ControlFlowTok"/>
+        </w:rPr>
+        <w:t xml:space="preserve">if</w:t>
+      </w:r>
+      <w:r>
+        <w:rPr>
+          <w:rStyle w:val="NormalTok"/>
+        </w:rPr>
+        <w:t xml:space="preserve"> mode </w:t>
+      </w:r>
+      <w:r>
+        <w:rPr>
+          <w:rStyle w:val="OperatorTok"/>
+        </w:rPr>
+        <w:t xml:space="preserve">==</w:t>
+      </w:r>
+      <w:r>
+        <w:rPr>
+          <w:rStyle w:val="NormalTok"/>
+        </w:rPr>
+        <w:t xml:space="preserve"> </w:t>
+      </w:r>
+      <w:r>
+        <w:rPr>
+          <w:rStyle w:val="StringTok"/>
+        </w:rPr>
+        <w:t xml:space="preserve">"encode"</w:t>
+      </w:r>
+      <w:r>
+        <w:rPr>
+          <w:rStyle w:val="NormalTok"/>
+        </w:rPr>
+        <w:t xml:space="preserve">:</w:t>
+      </w:r>
+      <w:r>
+        <w:br/>
+      </w:r>
+      <w:r>
+        <w:rPr>
+          <w:rStyle w:val="NormalTok"/>
+        </w:rPr>
+        <w:t xml:space="preserve">        </w:t>
+      </w:r>
+      <w:r>
+        <w:rPr>
+          <w:rStyle w:val="BuiltInTok"/>
+        </w:rPr>
+        <w:t xml:space="preserve">print</w:t>
+      </w:r>
+      <w:r>
+        <w:rPr>
+          <w:rStyle w:val="NormalTok"/>
+        </w:rPr>
+        <w:t xml:space="preserve">(bwt_encode(read_fasta(path)))</w:t>
+      </w:r>
+      <w:r>
+        <w:br/>
+      </w:r>
+      <w:r>
+        <w:rPr>
+          <w:rStyle w:val="NormalTok"/>
+        </w:rPr>
+        <w:t xml:space="preserve">    </w:t>
+      </w:r>
+      <w:r>
+        <w:rPr>
+          <w:rStyle w:val="ControlFlowTok"/>
+        </w:rPr>
+        <w:t xml:space="preserve">else</w:t>
+      </w:r>
+      <w:r>
+        <w:rPr>
+          <w:rStyle w:val="NormalTok"/>
+        </w:rPr>
+        <w:t xml:space="preserve">:</w:t>
+      </w:r>
+      <w:r>
+        <w:br/>
+      </w:r>
+      <w:r>
+        <w:rPr>
+          <w:rStyle w:val="NormalTok"/>
+        </w:rPr>
+        <w:t xml:space="preserve">        </w:t>
+      </w:r>
+      <w:r>
+        <w:rPr>
+          <w:rStyle w:val="BuiltInTok"/>
+        </w:rPr>
+        <w:t xml:space="preserve">print</w:t>
+      </w:r>
+      <w:r>
+        <w:rPr>
+          <w:rStyle w:val="NormalTok"/>
+        </w:rPr>
+        <w:t xml:space="preserve">(bwt_decode(</w:t>
+      </w:r>
+      <w:r>
+        <w:rPr>
+          <w:rStyle w:val="BuiltInTok"/>
+        </w:rPr>
+        <w:t xml:space="preserve">open</w:t>
+      </w:r>
+      <w:r>
+        <w:rPr>
+          <w:rStyle w:val="NormalTok"/>
+        </w:rPr>
+        <w:t xml:space="preserve">(path).read().strip()))</w:t>
+      </w:r>
+    </w:p>
+    <w:p>
+      <w:pPr>
+        <w:pStyle w:val="FirstParagraph"/>
+      </w:pPr>
+      <w:r>
+        <w:t xml:space="preserve">To decode, I use the LF mapping. The first column of the sorted rotations is</w:t>
+      </w:r>
+      <w:r>
+        <w:t xml:space="preserve"> </w:t>
+      </w:r>
+      <w:r>
+        <w:t xml:space="preserve">just the BWT sorted, and the k-th</w:t>
+      </w:r>
+      <w:r>
+        <w:t xml:space="preserve"> </w:t>
+      </w:r>
+      <w:r>
+        <w:rPr>
+          <w:rStyle w:val="VerbatimChar"/>
+        </w:rPr>
+        <w:t xml:space="preserve">A</w:t>
+      </w:r>
+      <w:r>
+        <w:t xml:space="preserve"> </w:t>
+      </w:r>
+      <w:r>
+        <w:t xml:space="preserve">in the last column is the same</w:t>
+      </w:r>
+      <w:r>
+        <w:t xml:space="preserve"> </w:t>
+      </w:r>
+      <w:r>
+        <w:rPr>
+          <w:rStyle w:val="VerbatimChar"/>
+        </w:rPr>
+        <w:t xml:space="preserve">A</w:t>
+      </w:r>
+      <w:r>
+        <w:t xml:space="preserve"> </w:t>
+      </w:r>
+      <w:r>
+        <w:t xml:space="preserve">in</w:t>
+      </w:r>
+      <w:r>
+        <w:t xml:space="preserve"> </w:t>
+      </w:r>
+      <w:r>
+        <w:t xml:space="preserve">the text as the k-th</w:t>
+      </w:r>
+      <w:r>
+        <w:t xml:space="preserve"> </w:t>
+      </w:r>
+      <w:r>
+        <w:rPr>
+          <w:rStyle w:val="VerbatimChar"/>
+        </w:rPr>
+        <w:t xml:space="preserve">A</w:t>
+      </w:r>
+      <w:r>
+        <w:t xml:space="preserve"> </w:t>
+      </w:r>
+      <w:r>
+        <w:t xml:space="preserve">in the first column (the same holds for every</w:t>
+      </w:r>
+      <w:r>
+        <w:t xml:space="preserve"> </w:t>
+      </w:r>
+      <w:r>
+        <w:t xml:space="preserve">letter). Row 0 starts with</w:t>
+      </w:r>
+      <w:r>
+        <w:t xml:space="preserve"> </w:t>
+      </w:r>
+      <w:r>
+        <w:rPr>
+          <w:rStyle w:val="VerbatimChar"/>
+        </w:rPr>
+        <w:t xml:space="preserve">$</w:t>
+      </w:r>
+      <w:r>
+        <w:t xml:space="preserve">, so its last letter is the final base of the</w:t>
+      </w:r>
+      <w:r>
+        <w:t xml:space="preserve"> </w:t>
+      </w:r>
+      <w:r>
+        <w:t xml:space="preserve">sequence. From there, following the LF mapping steps backwards through the</w:t>
+      </w:r>
+      <w:r>
+        <w:t xml:space="preserve"> </w:t>
+      </w:r>
+      <w:r>
+        <w:t xml:space="preserve">sequence one base at a time.</w:t>
+      </w:r>
+    </w:p>
+    <w:bookmarkEnd w:id="46"/>
+    <w:bookmarkStart w:id="47" w:name="bii-output-on-dataq4input3.txt"/>
+    <w:p>
+      <w:pPr>
+        <w:pStyle w:val="Heading4"/>
+      </w:pPr>
+      <w:r>
+        <w:t xml:space="preserve">4(b)(ii) Output on</w:t>
+      </w:r>
+      <w:r>
+        <w:t xml:space="preserve"> </w:t>
+      </w:r>
+      <w:r>
+        <w:rPr>
+          <w:rStyle w:val="VerbatimChar"/>
+        </w:rPr>
+        <w:t xml:space="preserve">data/Q4/input3.txt</w:t>
+      </w:r>
+    </w:p>
+    <w:p>
+      <w:pPr>
+        <w:pStyle w:val="SourceCode"/>
+      </w:pPr>
+      <w:r>
+        <w:rPr>
+          <w:rStyle w:val="VerbatimChar"/>
+        </w:rPr>
+        <w:t xml:space="preserve">$ python3 src/bwt.py decode data/Q4/input3.txt</w:t>
+      </w:r>
+      <w:r>
+        <w:br/>
+      </w:r>
+      <w:r>
+        <w:rPr>
+          <w:rStyle w:val="VerbatimChar"/>
+        </w:rPr>
+        <w:t xml:space="preserve">AGTTGTTGATCTGTGTGAGTCAGACTGCGACAGTTCGAGTCTGAAGCGAGA</w:t>
+      </w:r>
+    </w:p>
+    <w:bookmarkEnd w:id="47"/>
+    <w:bookmarkStart w:id="48" w:name="X3d8c658f4c233d76f0bca0bc5a37515f012ce18"/>
+    <w:p>
+      <w:pPr>
+        <w:pStyle w:val="Heading4"/>
+      </w:pPr>
+      <w:r>
+        <w:t xml:space="preserve">4(b)(iii) Output on the BWT string from</w:t>
+      </w:r>
+      <w:r>
+        <w:t xml:space="preserve"> </w:t>
+      </w:r>
+      <w:r>
+        <w:rPr>
+          <w:rStyle w:val="VerbatimChar"/>
+        </w:rPr>
+        <w:t xml:space="preserve">data/Q4/input1.fa</w:t>
+      </w:r>
+    </w:p>
+    <w:p>
+      <w:pPr>
+        <w:pStyle w:val="SourceCode"/>
+      </w:pPr>
+      <w:r>
+        <w:rPr>
+          <w:rStyle w:val="VerbatimChar"/>
+        </w:rPr>
+        <w:t xml:space="preserve">$ python3 src/bwt.py encode data/Q4/input1.fa &gt; input1.bwt.txt</w:t>
+      </w:r>
+      <w:r>
+        <w:br/>
+      </w:r>
+      <w:r>
+        <w:rPr>
+          <w:rStyle w:val="VerbatimChar"/>
+        </w:rPr>
+        <w:t xml:space="preserve">$ python3 src/bwt.py decode input1.bwt.txt</w:t>
+      </w:r>
+      <w:r>
+        <w:br/>
+      </w:r>
+      <w:r>
+        <w:rPr>
+          <w:rStyle w:val="VerbatimChar"/>
+        </w:rPr>
+        <w:t xml:space="preserve">ACGTGCACGT</w:t>
+      </w:r>
+    </w:p>
+    <w:p>
+      <w:pPr>
+        <w:pStyle w:val="FirstParagraph"/>
+      </w:pPr>
       <w:r>
         <w:rPr>
           <w:bCs/>
           <w:b/>
         </w:rPr>
-        <w:t xml:space="preserve"> </w:t>
-      </w:r>
-      <w:r>
-        <w:rPr>
-          <w:rStyle w:val="VerbatimChar"/>
-          <w:bCs/>
-          <w:b/>
-        </w:rPr>
-        <w:t xml:space="preserve">data/Q4/input2.fa</w:t>
-      </w:r>
-      <w:r>
-        <w:rPr>
-          <w:bCs/>
-          <w:b/>
-        </w:rPr>
-        <w:t xml:space="preserve"> </w:t>
-      </w:r>
-      <w:r>
-        <w:rPr>
-          <w:bCs/>
-          <w:b/>
-        </w:rPr>
-        <w:t xml:space="preserve">(first 50 symbols):</w:t>
+        <w:t xml:space="preserve">Yes, it is the same as the original sequence</w:t>
+      </w:r>
+      <w:r>
+        <w:t xml:space="preserve"> </w:t>
+      </w:r>
+      <w:r>
+        <w:t xml:space="preserve">(</w:t>
+      </w:r>
+      <w:r>
+        <w:rPr>
+          <w:rStyle w:val="VerbatimChar"/>
+        </w:rPr>
+        <w:t xml:space="preserve">ACGTGCACGT</w:t>
+      </w:r>
+      <w:r>
+        <w:t xml:space="preserve">). The BWT is</w:t>
+      </w:r>
+      <w:r>
+        <w:t xml:space="preserve"> </w:t>
+      </w:r>
+      <w:r>
+        <w:t xml:space="preserve">fully reversible because the</w:t>
+      </w:r>
+      <w:r>
+        <w:t xml:space="preserve"> </w:t>
+      </w:r>
+      <w:r>
+        <w:rPr>
+          <w:rStyle w:val="VerbatimChar"/>
+        </w:rPr>
+        <w:t xml:space="preserve">$</w:t>
+      </w:r>
+      <w:r>
+        <w:t xml:space="preserve"> </w:t>
+      </w:r>
+      <w:r>
+        <w:t xml:space="preserve">marks where the sequence ends. As an extra</w:t>
+      </w:r>
+      <w:r>
+        <w:t xml:space="preserve"> </w:t>
+      </w:r>
+      <w:r>
+        <w:t xml:space="preserve">check, I encoded the decoded input3 sequence again and got back exactly the</w:t>
+      </w:r>
+      <w:r>
+        <w:t xml:space="preserve"> </w:t>
+      </w:r>
+      <w:r>
+        <w:t xml:space="preserve">input3 string.</w:t>
+      </w:r>
+    </w:p>
+    <w:bookmarkEnd w:id="48"/>
+    <w:bookmarkEnd w:id="49"/>
+    <w:bookmarkEnd w:id="50"/>
+    <w:bookmarkStart w:id="54" w:name="question-5-search-with-bwt"/>
+    <w:p>
+      <w:pPr>
+        <w:pStyle w:val="Heading2"/>
+      </w:pPr>
+      <w:r>
+        <w:t xml:space="preserve">Question 5: Search with BWT</w:t>
       </w:r>
     </w:p>
     <w:p>
       <w:pPr>
-        <w:pStyle w:val="SourceCode"/>
-      </w:pPr>
-      <w:r>
-        <w:rPr>
-          <w:rStyle w:val="VerbatimChar"/>
-        </w:rPr>
-        <w:t xml:space="preserve">$ python3 src/bwt.py encode data/Q4/input2.fa | cut -c1-50</w:t>
-      </w:r>
-      <w:r>
-        <w:br/>
-      </w:r>
-      <w:r>
-        <w:rPr>
-          <w:rStyle w:val="VerbatimChar"/>
-        </w:rPr>
-        <w:t xml:space="preserve">AAAAAAAAAAAAAAAAAAAAAAAAAAAAAAAAACTGTCTTCTTTCCTTGG</w:t>
+        <w:pStyle w:val="FirstParagraph"/>
+      </w:pPr>
+      <w:r>
+        <w:t xml:space="preserve">I chose to write code, reusing</w:t>
+      </w:r>
+      <w:r>
+        <w:t xml:space="preserve"> </w:t>
+      </w:r>
+      <w:r>
+        <w:rPr>
+          <w:rStyle w:val="VerbatimChar"/>
+        </w:rPr>
+        <w:t xml:space="preserve">read_fasta</w:t>
+      </w:r>
+      <w:r>
+        <w:t xml:space="preserve"> </w:t>
+      </w:r>
+      <w:r>
+        <w:t xml:space="preserve">and</w:t>
+      </w:r>
+      <w:r>
+        <w:t xml:space="preserve"> </w:t>
+      </w:r>
+      <w:r>
+        <w:rPr>
+          <w:rStyle w:val="VerbatimChar"/>
+        </w:rPr>
+        <w:t xml:space="preserve">bwt_encode</w:t>
+      </w:r>
+      <w:r>
+        <w:t xml:space="preserve"> </w:t>
+      </w:r>
+      <w:r>
+        <w:t xml:space="preserve">from Question 4.</w:t>
       </w:r>
     </w:p>
+    <w:bookmarkStart w:id="51" w:name="i-source-code-2"/>
     <w:p>
       <w:pPr>
-        <w:pStyle w:val="FirstParagraph"/>
-      </w:pPr>
-      <w:r>
-        <w:rPr>
-          <w:bCs/>
-          <w:b/>
-        </w:rPr>
-        <w:t xml:space="preserve">What I find:</w:t>
-      </w:r>
-      <w:r>
-        <w:t xml:space="preserve"> </w:t>
-      </w:r>
-      <w:r>
-        <w:t xml:space="preserve">input2 is the SARS-CoV-2 genome, and its BWT starts with</w:t>
-      </w:r>
-      <w:r>
-        <w:t xml:space="preserve"> </w:t>
-      </w:r>
-      <w:r>
-        <w:t xml:space="preserve">33 A’s in a row. That’s because the genome ends with a poly-A tail of 33 A’s.</w:t>
-      </w:r>
-      <w:r>
-        <w:t xml:space="preserve"> </w:t>
-      </w:r>
-      <w:r>
-        <w:t xml:space="preserve">After the</w:t>
-      </w:r>
-      <w:r>
-        <w:t xml:space="preserve"> </w:t>
-      </w:r>
-      <w:r>
-        <w:rPr>
-          <w:rStyle w:val="VerbatimChar"/>
-        </w:rPr>
-        <w:t xml:space="preserve">$</w:t>
-      </w:r>
-      <w:r>
-        <w:t xml:space="preserve"> </w:t>
-      </w:r>
-      <w:r>
-        <w:t xml:space="preserve">row, the next rotations in sorted order are</w:t>
-      </w:r>
-      <w:r>
-        <w:t xml:space="preserve"> </w:t>
-      </w:r>
-      <w:r>
-        <w:rPr>
-          <w:rStyle w:val="VerbatimChar"/>
-        </w:rPr>
-        <w:t xml:space="preserve">A$…</w:t>
-      </w:r>
-      <w:r>
-        <w:t xml:space="preserve">,</w:t>
-      </w:r>
-      <w:r>
-        <w:t xml:space="preserve"> </w:t>
-      </w:r>
-      <w:r>
-        <w:rPr>
-          <w:rStyle w:val="VerbatimChar"/>
-        </w:rPr>
-        <w:t xml:space="preserve">AA$…</w:t>
-      </w:r>
-      <w:r>
-        <w:t xml:space="preserve">,</w:t>
-      </w:r>
-      <w:r>
-        <w:t xml:space="preserve"> </w:t>
-      </w:r>
-      <w:r>
-        <w:rPr>
-          <w:rStyle w:val="VerbatimChar"/>
-        </w:rPr>
-        <w:t xml:space="preserve">AAA$…</w:t>
-      </w:r>
-      <w:r>
-        <w:t xml:space="preserve"> </w:t>
-      </w:r>
-      <w:r>
-        <w:t xml:space="preserve">and so on, all starting inside that tail. Each of them is preceded by</w:t>
-      </w:r>
-      <w:r>
-        <w:t xml:space="preserve"> </w:t>
-      </w:r>
-      <w:r>
-        <w:t xml:space="preserve">another A, so their last letters are all A. The run stops at the rotation</w:t>
-      </w:r>
-      <w:r>
-        <w:t xml:space="preserve"> </w:t>
-      </w:r>
-      <w:r>
-        <w:t xml:space="preserve">that starts with the whole tail, which is preceded by a C.</w:t>
-      </w:r>
-    </w:p>
-    <w:p>
-      <w:pPr>
-        <w:pStyle w:val="BodyText"/>
-      </w:pPr>
-      <w:r>
-        <w:t xml:space="preserve">This is the key property of the BWT. Rotations that start with the same</w:t>
-      </w:r>
-      <w:r>
-        <w:t xml:space="preserve"> </w:t>
-      </w:r>
-      <w:r>
-        <w:t xml:space="preserve">letters end up next to each other, and they are often preceded by the same</w:t>
-      </w:r>
-      <w:r>
-        <w:t xml:space="preserve"> </w:t>
-      </w:r>
-      <w:r>
-        <w:t xml:space="preserve">letter too. So the BWT groups identical letters into runs. That is why it</w:t>
-      </w:r>
-      <w:r>
-        <w:t xml:space="preserve"> </w:t>
-      </w:r>
-      <w:r>
-        <w:t xml:space="preserve">compresses well, and why it is useful for searching.</w:t>
-      </w:r>
-    </w:p>
-    <w:bookmarkEnd w:id="36"/>
-    <w:bookmarkStart w:id="37" w:name="b-the-bwt-decoder"/>
-    <w:p>
-      <w:pPr>
         <w:pStyle w:val="Heading3"/>
       </w:pPr>
       <w:r>
-        <w:t xml:space="preserve">4(b) The BWT decoder</w:t>
-      </w:r>
-    </w:p>
-    <w:p>
-      <w:pPr>
-        <w:pStyle w:val="FirstParagraph"/>
-      </w:pPr>
-      <w:r>
-        <w:t xml:space="preserve">To decode, I use the LF mapping. The first column of the sorted rotations is</w:t>
-      </w:r>
-      <w:r>
-        <w:t xml:space="preserve"> </w:t>
-      </w:r>
-      <w:r>
-        <w:t xml:space="preserve">just the BWT sorted, and the k-th</w:t>
-      </w:r>
-      <w:r>
-        <w:t xml:space="preserve"> </w:t>
-      </w:r>
-      <w:r>
-        <w:rPr>
-          <w:rStyle w:val="VerbatimChar"/>
-        </w:rPr>
-        <w:t xml:space="preserve">A</w:t>
-      </w:r>
-      <w:r>
-        <w:t xml:space="preserve"> </w:t>
-      </w:r>
-      <w:r>
-        <w:t xml:space="preserve">in the last column is the same</w:t>
-      </w:r>
-      <w:r>
-        <w:t xml:space="preserve"> </w:t>
-      </w:r>
-      <w:r>
-        <w:rPr>
-          <w:rStyle w:val="VerbatimChar"/>
-        </w:rPr>
-        <w:t xml:space="preserve">A</w:t>
-      </w:r>
-      <w:r>
-        <w:t xml:space="preserve"> </w:t>
-      </w:r>
-      <w:r>
-        <w:t xml:space="preserve">in</w:t>
-      </w:r>
-      <w:r>
-        <w:t xml:space="preserve"> </w:t>
-      </w:r>
-      <w:r>
-        <w:t xml:space="preserve">the text as the k-th</w:t>
-      </w:r>
-      <w:r>
-        <w:t xml:space="preserve"> </w:t>
-      </w:r>
-      <w:r>
-        <w:rPr>
-          <w:rStyle w:val="VerbatimChar"/>
-        </w:rPr>
-        <w:t xml:space="preserve">A</w:t>
-      </w:r>
-      <w:r>
-        <w:t xml:space="preserve"> </w:t>
-      </w:r>
-      <w:r>
-        <w:t xml:space="preserve">in the first column (the same holds for every</w:t>
-      </w:r>
-      <w:r>
-        <w:t xml:space="preserve"> </w:t>
-      </w:r>
-      <w:r>
-        <w:t xml:space="preserve">letter). Row 0 starts with</w:t>
-      </w:r>
-      <w:r>
-        <w:t xml:space="preserve"> </w:t>
-      </w:r>
-      <w:r>
-        <w:rPr>
-          <w:rStyle w:val="VerbatimChar"/>
-        </w:rPr>
-        <w:t xml:space="preserve">$</w:t>
-      </w:r>
-      <w:r>
-        <w:t xml:space="preserve">, so its last letter is the final base of the</w:t>
-      </w:r>
-      <w:r>
-        <w:t xml:space="preserve"> </w:t>
-      </w:r>
-      <w:r>
-        <w:t xml:space="preserve">sequence. From there, following the LF mapping steps backwards through the</w:t>
-      </w:r>
-      <w:r>
-        <w:t xml:space="preserve"> </w:t>
-      </w:r>
-      <w:r>
-        <w:t xml:space="preserve">sequence one base at a time.</w:t>
-      </w:r>
-    </w:p>
-    <w:p>
-      <w:pPr>
-        <w:pStyle w:val="BodyText"/>
-      </w:pPr>
-      <w:r>
-        <w:rPr>
-          <w:bCs/>
-          <w:b/>
-        </w:rPr>
-        <w:t xml:space="preserve">Output on</w:t>
-      </w:r>
-      <w:r>
-        <w:rPr>
-          <w:bCs/>
-          <w:b/>
-        </w:rPr>
-        <w:t xml:space="preserve"> </w:t>
-      </w:r>
-      <w:r>
-        <w:rPr>
-          <w:rStyle w:val="VerbatimChar"/>
-          <w:bCs/>
-          <w:b/>
-        </w:rPr>
-        <w:t xml:space="preserve">data/Q4/input3.txt</w:t>
-      </w:r>
-      <w:r>
-        <w:rPr>
-          <w:bCs/>
-          <w:b/>
-        </w:rPr>
-        <w:t xml:space="preserve">:</w:t>
-      </w:r>
-    </w:p>
-    <w:p>
-      <w:pPr>
-        <w:pStyle w:val="SourceCode"/>
-      </w:pPr>
-      <w:r>
-        <w:rPr>
-          <w:rStyle w:val="VerbatimChar"/>
-        </w:rPr>
-        <w:t xml:space="preserve">$ python3 src/bwt.py decode data/Q4/input3.txt</w:t>
-      </w:r>
-      <w:r>
-        <w:br/>
-      </w:r>
-      <w:r>
-        <w:rPr>
-          <w:rStyle w:val="VerbatimChar"/>
-        </w:rPr>
-        <w:t xml:space="preserve">AGTTGTTGATCTGTGTGAGTCAGACTGCGACAGTTCGAGTCTGAAGCGAGA</w:t>
-      </w:r>
-    </w:p>
-    <w:p>
-      <w:pPr>
-        <w:pStyle w:val="FirstParagraph"/>
-      </w:pPr>
-      <w:r>
-        <w:rPr>
-          <w:bCs/>
-          <w:b/>
-        </w:rPr>
-        <w:t xml:space="preserve">Output on the BWT of</w:t>
-      </w:r>
-      <w:r>
-        <w:rPr>
-          <w:bCs/>
-          <w:b/>
-        </w:rPr>
-        <w:t xml:space="preserve"> </w:t>
-      </w:r>
-      <w:r>
-        <w:rPr>
-          <w:rStyle w:val="VerbatimChar"/>
-          <w:bCs/>
-          <w:b/>
-        </w:rPr>
-        <w:t xml:space="preserve">data/Q4/input1.fa</w:t>
-      </w:r>
-      <w:r>
-        <w:rPr>
-          <w:bCs/>
-          <w:b/>
-        </w:rPr>
-        <w:t xml:space="preserve">:</w:t>
-      </w:r>
-    </w:p>
-    <w:p>
-      <w:pPr>
-        <w:pStyle w:val="SourceCode"/>
-      </w:pPr>
-      <w:r>
-        <w:rPr>
-          <w:rStyle w:val="VerbatimChar"/>
-        </w:rPr>
-        <w:t xml:space="preserve">$ python3 src/bwt.py encode data/Q4/input1.fa &gt; input1.bwt.txt</w:t>
-      </w:r>
-      <w:r>
-        <w:br/>
-      </w:r>
-      <w:r>
-        <w:rPr>
-          <w:rStyle w:val="VerbatimChar"/>
-        </w:rPr>
-        <w:t xml:space="preserve">$ python3 src/bwt.py decode input1.bwt.txt</w:t>
-      </w:r>
-      <w:r>
-        <w:br/>
-      </w:r>
-      <w:r>
-        <w:rPr>
-          <w:rStyle w:val="VerbatimChar"/>
-        </w:rPr>
-        <w:t xml:space="preserve">ACGTGCACGT</w:t>
-      </w:r>
-    </w:p>
-    <w:p>
-      <w:pPr>
-        <w:pStyle w:val="FirstParagraph"/>
-      </w:pPr>
-      <w:r>
-        <w:rPr>
-          <w:bCs/>
-          <w:b/>
-        </w:rPr>
-        <w:t xml:space="preserve">Yes, it is the same as the original sequence</w:t>
-      </w:r>
-      <w:r>
-        <w:t xml:space="preserve"> </w:t>
-      </w:r>
-      <w:r>
-        <w:t xml:space="preserve">(</w:t>
-      </w:r>
-      <w:r>
-        <w:rPr>
-          <w:rStyle w:val="VerbatimChar"/>
-        </w:rPr>
-        <w:t xml:space="preserve">ACGTGCACGT</w:t>
-      </w:r>
-      <w:r>
-        <w:t xml:space="preserve">). The BWT is</w:t>
-      </w:r>
-      <w:r>
-        <w:t xml:space="preserve"> </w:t>
-      </w:r>
-      <w:r>
-        <w:t xml:space="preserve">fully reversible because the</w:t>
-      </w:r>
-      <w:r>
-        <w:t xml:space="preserve"> </w:t>
-      </w:r>
-      <w:r>
-        <w:rPr>
-          <w:rStyle w:val="VerbatimChar"/>
-        </w:rPr>
-        <w:t xml:space="preserve">$</w:t>
-      </w:r>
-      <w:r>
-        <w:t xml:space="preserve"> </w:t>
-      </w:r>
-      <w:r>
-        <w:t xml:space="preserve">marks where the sequence ends. As an extra</w:t>
-      </w:r>
-      <w:r>
-        <w:t xml:space="preserve"> </w:t>
-      </w:r>
-      <w:r>
-        <w:t xml:space="preserve">check, I encoded the decoded input3 sequence again and got back exactly the</w:t>
-      </w:r>
-      <w:r>
-        <w:t xml:space="preserve"> </w:t>
-      </w:r>
-      <w:r>
-        <w:t xml:space="preserve">input3 string.</w:t>
-      </w:r>
-    </w:p>
-    <w:bookmarkEnd w:id="37"/>
-    <w:bookmarkEnd w:id="38"/>
-    <w:bookmarkStart w:id="42" w:name="question-5-search-with-bwt"/>
-    <w:p>
-      <w:pPr>
-        <w:pStyle w:val="Heading2"/>
-      </w:pPr>
-      <w:r>
-        <w:t xml:space="preserve">Question 5: Search with BWT</w:t>
-      </w:r>
-    </w:p>
-    <w:p>
-      <w:pPr>
-        <w:pStyle w:val="FirstParagraph"/>
-      </w:pPr>
-      <w:r>
-        <w:t xml:space="preserve">I chose to write code, reusing</w:t>
-      </w:r>
-      <w:r>
-        <w:t xml:space="preserve"> </w:t>
-      </w:r>
-      <w:r>
-        <w:rPr>
-          <w:rStyle w:val="VerbatimChar"/>
-        </w:rPr>
-        <w:t xml:space="preserve">read_fasta</w:t>
-      </w:r>
-      <w:r>
-        <w:t xml:space="preserve"> </w:t>
-      </w:r>
-      <w:r>
-        <w:t xml:space="preserve">and</w:t>
-      </w:r>
-      <w:r>
-        <w:t xml:space="preserve"> </w:t>
-      </w:r>
-      <w:r>
-        <w:rPr>
-          <w:rStyle w:val="VerbatimChar"/>
-        </w:rPr>
-        <w:t xml:space="preserve">bwt_encode</w:t>
-      </w:r>
-      <w:r>
-        <w:t xml:space="preserve"> </w:t>
-      </w:r>
-      <w:r>
-        <w:t xml:space="preserve">from Question 4.</w:t>
-      </w:r>
-    </w:p>
-    <w:bookmarkStart w:id="39" w:name="source-code-2"/>
-    <w:p>
-      <w:pPr>
-        <w:pStyle w:val="Heading3"/>
-      </w:pPr>
-      <w:r>
-        <w:t xml:space="preserve">Source code</w:t>
+        <w:t xml:space="preserve">5(i) Source code</w:t>
       </w:r>
     </w:p>
     <w:p>
@@ -10898,14 +10974,14 @@
         <w:t xml:space="preserve">.</w:t>
       </w:r>
     </w:p>
-    <w:bookmarkEnd w:id="39"/>
-    <w:bookmarkStart w:id="40" w:name="output-on-path-dataq4input1.fa-s-acgt"/>
+    <w:bookmarkEnd w:id="51"/>
+    <w:bookmarkStart w:id="52" w:name="ii-output-on-path-dataq4input1.fa-s-acgt"/>
     <w:p>
       <w:pPr>
         <w:pStyle w:val="Heading3"/>
       </w:pPr>
       <w:r>
-        <w:t xml:space="preserve">Output on {path:</w:t>
+        <w:t xml:space="preserve">5(ii) Output on {path:</w:t>
       </w:r>
       <w:r>
         <w:t xml:space="preserve"> </w:t>
@@ -11588,14 +11664,14 @@
         <w:t xml:space="preserve">.</w:t>
       </w:r>
     </w:p>
-    <w:bookmarkEnd w:id="40"/>
-    <w:bookmarkStart w:id="41" w:name="output-on-path-dataq4input2.fa-s-acgt"/>
+    <w:bookmarkEnd w:id="52"/>
+    <w:bookmarkStart w:id="53" w:name="X2336e62f7b81201ebe73152350ffbb860957337"/>
     <w:p>
       <w:pPr>
         <w:pStyle w:val="Heading3"/>
       </w:pPr>
       <w:r>
-        <w:t xml:space="preserve">Output on {path:</w:t>
+        <w:t xml:space="preserve">5(iii) Output on {path:</w:t>
       </w:r>
       <w:r>
         <w:t xml:space="preserve"> </w:t>
@@ -11827,28 +11903,36 @@
         <w:t xml:space="preserve">ACGT directly in the sequence, which also gives 64.</w:t>
       </w:r>
     </w:p>
-    <w:bookmarkEnd w:id="41"/>
-    <w:bookmarkEnd w:id="42"/>
-    <w:bookmarkStart w:id="49" w:name="question-6-variant-calling"/>
+    <w:bookmarkEnd w:id="53"/>
+    <w:bookmarkEnd w:id="54"/>
+    <w:bookmarkStart w:id="61" w:name="question-6-variant-calling"/>
     <w:p>
       <w:pPr>
         <w:pStyle w:val="Heading2"/>
       </w:pPr>
       <w:r>
         <w:t xml:space="preserve">Question 6: Variant calling</w:t>
-      </w:r>
-    </w:p>
-    <w:bookmarkStart w:id="43" w:name="source-code-3"/>
-    <w:p>
-      <w:pPr>
-        <w:pStyle w:val="Heading3"/>
-      </w:pPr>
-      <w:r>
-        <w:t xml:space="preserve">Source code</w:t>
       </w:r>
     </w:p>
     <w:p>
       <w:pPr>
+        <w:pStyle w:val="FirstParagraph"/>
+      </w:pPr>
+      <w:r>
+        <w:t xml:space="preserve">I chose to write code. The same script answers all three parts.</w:t>
+      </w:r>
+    </w:p>
+    <w:bookmarkStart w:id="55" w:name="i-source-code-3"/>
+    <w:p>
+      <w:pPr>
+        <w:pStyle w:val="Heading3"/>
+      </w:pPr>
+      <w:r>
+        <w:t xml:space="preserve">6(i) Source code</w:t>
+      </w:r>
+    </w:p>
+    <w:p>
+      <w:pPr>
         <w:pStyle w:val="SourceCode"/>
       </w:pPr>
       <w:r>
@@ -12797,14 +12881,14 @@
         <w:t xml:space="preserve">))</w:t>
       </w:r>
     </w:p>
-    <w:bookmarkEnd w:id="43"/>
-    <w:bookmarkStart w:id="44" w:name="setting-up-the-calculation"/>
+    <w:bookmarkEnd w:id="55"/>
+    <w:bookmarkStart w:id="56" w:name="ii-how-i-set-up-the-calculation"/>
     <w:p>
       <w:pPr>
         <w:pStyle w:val="Heading3"/>
       </w:pPr>
       <w:r>
-        <w:t xml:space="preserve">Setting up the calculation</w:t>
+        <w:t xml:space="preserve">6(ii) How I set up the calculation</w:t>
       </w:r>
     </w:p>
     <w:p>
@@ -12941,14 +13025,14 @@
         <w:t xml:space="preserve">genotypes. The patient is a mutant if the genotype is AT or TT.</w:t>
       </w:r>
     </w:p>
-    <w:bookmarkEnd w:id="44"/>
-    <w:bookmarkStart w:id="45" w:name="output"/>
+    <w:bookmarkEnd w:id="56"/>
+    <w:bookmarkStart w:id="57" w:name="iii-output"/>
     <w:p>
       <w:pPr>
         <w:pStyle w:val="Heading3"/>
       </w:pPr>
       <w:r>
-        <w:t xml:space="preserve">Output</w:t>
+        <w:t xml:space="preserve">6(iii) Output</w:t>
       </w:r>
     </w:p>
     <w:p>
@@ -13088,8 +13172,8 @@
         <w:t xml:space="preserve">  P(mutant) = 0.3722</w:t>
       </w:r>
     </w:p>
-    <w:bookmarkEnd w:id="45"/>
-    <w:bookmarkStart w:id="46" w:name="a-4-as-and-1-t-out-of-5-reads"/>
+    <w:bookmarkEnd w:id="57"/>
+    <w:bookmarkStart w:id="58" w:name="a-4-as-and-1-t-out-of-5-reads"/>
     <w:p>
       <w:pPr>
         <w:pStyle w:val="Heading3"/>
@@ -13409,8 +13493,8 @@
         <w:t xml:space="preserve">most likely just a sequencing error.</w:t>
       </w:r>
     </w:p>
-    <w:bookmarkEnd w:id="46"/>
-    <w:bookmarkStart w:id="47" w:name="b-24-as-and-6-ts-out-of-30-reads"/>
+    <w:bookmarkEnd w:id="58"/>
+    <w:bookmarkStart w:id="59" w:name="b-24-as-and-6-ts-out-of-30-reads"/>
     <w:p>
       <w:pPr>
         <w:pStyle w:val="Heading3"/>
@@ -13677,8 +13761,8 @@
         <w:t xml:space="preserve">favour AT over AA by about 1,185 to 1, which easily beats the 49 to 1 prior.</w:t>
       </w:r>
     </w:p>
-    <w:bookmarkEnd w:id="47"/>
-    <w:bookmarkStart w:id="48" w:name="Xeccf6cce4d6116712f99c2159b3eea648ccdf76"/>
+    <w:bookmarkEnd w:id="59"/>
+    <w:bookmarkStart w:id="60" w:name="Xeccf6cce4d6116712f99c2159b3eea648ccdf76"/>
     <w:p>
       <w:pPr>
         <w:pStyle w:val="Heading3"/>
@@ -13966,9 +14050,9 @@
         <w:t xml:space="preserve">here, we would need more reads.</w:t>
       </w:r>
     </w:p>
-    <w:bookmarkEnd w:id="48"/>
-    <w:bookmarkEnd w:id="49"/>
-    <w:bookmarkEnd w:id="50"/>
+    <w:bookmarkEnd w:id="60"/>
+    <w:bookmarkEnd w:id="61"/>
+    <w:bookmarkEnd w:id="62"/>
     <w:sectPr/>
   </w:body>
 </w:document>
